--- a/1000 Prompt/FORMAT_FINAL_CLEAN/PACK 7 – 100 PROMPT KIẾM TIỀN ONLINE & THU NHẬP THỤ ĐỘNG.docx
+++ b/1000 Prompt/FORMAT_FINAL_CLEAN/PACK 7 – 100 PROMPT KIẾM TIỀN ONLINE & THU NHẬP THỤ ĐỘNG.docx
@@ -4,9 +4,8 @@
   <w:body>
     <w:p>
       <w:pPr>
-        <w:keepNext w:val="0"/>
-        <w:keepLines w:val="0"/>
-        <w:spacing/>
+        <w:spacing w:before="120" w:after="120" w:line="240" w:lineRule="auto"/>
+        <w:jc w:val="both"/>
         <w:rPr>
           <w:rFonts w:ascii="Times New Roman" w:hAnsi="Times New Roman" w:cs="Times New Roman"/>
           <w:b/>
@@ -18,16 +17,18 @@
       </w:pPr>
       <w:r>
         <w:rPr>
-          <w:rFonts w:ascii="Times New Roman" w:hAnsi="Times New Roman" w:eastAsia="Times New Roman"/>
+          <w:rFonts w:ascii="Times New Roman" w:eastAsia="Times New Roman" w:hAnsi="Times New Roman" w:cs="Times New Roman"/>
           <w:b/>
           <w:sz w:val="28"/>
+          <w:szCs w:val="28"/>
         </w:rPr>
         <w:t>PACK 7 – 100 PROMPT KIẾM TIỀN ONLINE &amp; THU NHẬP THỤ ĐỘNG</w:t>
       </w:r>
     </w:p>
     <w:p>
       <w:pPr>
-        <w:spacing/>
+        <w:spacing w:before="120" w:after="120" w:line="240" w:lineRule="auto"/>
+        <w:jc w:val="both"/>
         <w:rPr>
           <w:rFonts w:ascii="Times New Roman" w:hAnsi="Times New Roman" w:cs="Times New Roman"/>
           <w:b/>
@@ -39,16 +40,18 @@
       </w:pPr>
       <w:r>
         <w:rPr>
-          <w:rFonts w:ascii="Times New Roman" w:hAnsi="Times New Roman" w:eastAsia="Times New Roman"/>
+          <w:rFonts w:ascii="Times New Roman" w:eastAsia="Times New Roman" w:hAnsi="Times New Roman" w:cs="Times New Roman"/>
           <w:b/>
           <w:sz w:val="28"/>
+          <w:szCs w:val="28"/>
         </w:rPr>
         <w:t>MỤC LỤC</w:t>
       </w:r>
     </w:p>
     <w:p>
       <w:pPr>
-        <w:spacing/>
+        <w:spacing w:before="120" w:after="120" w:line="240" w:lineRule="auto"/>
+        <w:jc w:val="both"/>
         <w:rPr>
           <w:rFonts w:ascii="Times New Roman" w:hAnsi="Times New Roman" w:cs="Times New Roman"/>
           <w:i/>
@@ -60,16 +63,18 @@
       </w:pPr>
       <w:r>
         <w:rPr>
-          <w:rFonts w:ascii="Times New Roman" w:hAnsi="Times New Roman" w:eastAsia="Times New Roman"/>
+          <w:rFonts w:ascii="Times New Roman" w:eastAsia="Times New Roman" w:hAnsi="Times New Roman" w:cs="Times New Roman"/>
           <w:i/>
           <w:sz w:val="28"/>
+          <w:szCs w:val="28"/>
         </w:rPr>
         <w:t>1. Kinh doanh online (10 prompt): Kế hoạch khởi nghiệp vốn dưới 20 triệu , chiến lược Shopee/Lazada đạt 1.000 đơn/tháng , kịch bản livestream TikTok Shop chốt đơn mạnh mẽ , và mô hình Dropshipping.</w:t>
       </w:r>
     </w:p>
     <w:p>
       <w:pPr>
-        <w:spacing/>
+        <w:spacing w:before="120" w:after="120" w:line="240" w:lineRule="auto"/>
+        <w:jc w:val="both"/>
         <w:rPr>
           <w:rFonts w:ascii="Times New Roman" w:hAnsi="Times New Roman" w:cs="Times New Roman"/>
           <w:i/>
@@ -81,16 +86,18 @@
       </w:pPr>
       <w:r>
         <w:rPr>
-          <w:rFonts w:ascii="Times New Roman" w:hAnsi="Times New Roman" w:eastAsia="Times New Roman"/>
+          <w:rFonts w:ascii="Times New Roman" w:eastAsia="Times New Roman" w:hAnsi="Times New Roman" w:cs="Times New Roman"/>
           <w:i/>
           <w:sz w:val="28"/>
+          <w:szCs w:val="28"/>
         </w:rPr>
         <w:t>2. Affiliate marketing (10 prompt): Lộ trình kiếm tiền từ con số 0 , xây dựng website/blog review sản phẩm , và chatbot Messenger tự động tư vấn affiliate.</w:t>
       </w:r>
     </w:p>
     <w:p>
       <w:pPr>
-        <w:spacing/>
+        <w:spacing w:before="120" w:after="120" w:line="240" w:lineRule="auto"/>
+        <w:jc w:val="both"/>
         <w:rPr>
           <w:rFonts w:ascii="Times New Roman" w:hAnsi="Times New Roman" w:cs="Times New Roman"/>
           <w:i/>
@@ -102,16 +109,18 @@
       </w:pPr>
       <w:r>
         <w:rPr>
-          <w:rFonts w:ascii="Times New Roman" w:hAnsi="Times New Roman" w:eastAsia="Times New Roman"/>
+          <w:rFonts w:ascii="Times New Roman" w:eastAsia="Times New Roman" w:hAnsi="Times New Roman" w:cs="Times New Roman"/>
           <w:i/>
           <w:sz w:val="28"/>
+          <w:szCs w:val="28"/>
         </w:rPr>
         <w:t>3. Kinh doanh số (digital products) (10 prompt): Tạo và bán Ebook , khóa học online , Template Notion/Canva , và dịch vụ Coaching online.</w:t>
       </w:r>
     </w:p>
     <w:p>
       <w:pPr>
-        <w:spacing/>
+        <w:spacing w:before="120" w:after="120" w:line="240" w:lineRule="auto"/>
+        <w:jc w:val="both"/>
         <w:rPr>
           <w:rFonts w:ascii="Times New Roman" w:hAnsi="Times New Roman" w:cs="Times New Roman"/>
           <w:i/>
@@ -123,16 +132,18 @@
       </w:pPr>
       <w:r>
         <w:rPr>
-          <w:rFonts w:ascii="Times New Roman" w:hAnsi="Times New Roman" w:eastAsia="Times New Roman"/>
+          <w:rFonts w:ascii="Times New Roman" w:eastAsia="Times New Roman" w:hAnsi="Times New Roman" w:cs="Times New Roman"/>
           <w:i/>
           <w:sz w:val="28"/>
+          <w:szCs w:val="28"/>
         </w:rPr>
         <w:t>4. Freelance &amp; dịch vụ online (10 prompt): Kế hoạch đạt thu nhập 2.000 USD/tháng , xây dựng hồ sơ Upwork/Fiverr chuyên nghiệp , và kịch bản thương lượng giá với khách hàng quốc tế.</w:t>
       </w:r>
     </w:p>
     <w:p>
       <w:pPr>
-        <w:spacing/>
+        <w:spacing w:before="120" w:after="120" w:line="240" w:lineRule="auto"/>
+        <w:jc w:val="both"/>
         <w:rPr>
           <w:rFonts w:ascii="Times New Roman" w:hAnsi="Times New Roman" w:cs="Times New Roman"/>
           <w:i/>
@@ -144,16 +155,18 @@
       </w:pPr>
       <w:r>
         <w:rPr>
-          <w:rFonts w:ascii="Times New Roman" w:hAnsi="Times New Roman" w:eastAsia="Times New Roman"/>
+          <w:rFonts w:ascii="Times New Roman" w:eastAsia="Times New Roman" w:hAnsi="Times New Roman" w:cs="Times New Roman"/>
           <w:i/>
           <w:sz w:val="28"/>
+          <w:szCs w:val="28"/>
         </w:rPr>
         <w:t>5. Kiếm tiền từ YouTube, TikTok, Podcast (10 prompt): Lộ trình đạt 100.000 subscriber YouTube trong 1 năm , kịch bản 10 video TikTok viral , và chiến lược phát triển Podcast.</w:t>
       </w:r>
     </w:p>
     <w:p>
       <w:pPr>
-        <w:spacing/>
+        <w:spacing w:before="120" w:after="120" w:line="240" w:lineRule="auto"/>
+        <w:jc w:val="both"/>
         <w:rPr>
           <w:rFonts w:ascii="Times New Roman" w:hAnsi="Times New Roman" w:cs="Times New Roman"/>
           <w:i/>
@@ -165,16 +178,18 @@
       </w:pPr>
       <w:r>
         <w:rPr>
-          <w:rFonts w:ascii="Times New Roman" w:hAnsi="Times New Roman" w:eastAsia="Times New Roman"/>
+          <w:rFonts w:ascii="Times New Roman" w:eastAsia="Times New Roman" w:hAnsi="Times New Roman" w:cs="Times New Roman"/>
           <w:i/>
           <w:sz w:val="28"/>
+          <w:szCs w:val="28"/>
         </w:rPr>
         <w:t>6. Kinh doanh thương mại điện tử quốc tế (10 prompt): Kế hoạch mở cửa hàng Amazon FBA , bán hàng trên eBay , Etsy , và chiến lược logistics quốc tế.</w:t>
       </w:r>
     </w:p>
     <w:p>
       <w:pPr>
-        <w:spacing/>
+        <w:spacing w:before="120" w:after="120" w:line="240" w:lineRule="auto"/>
+        <w:jc w:val="both"/>
         <w:rPr>
           <w:rFonts w:ascii="Times New Roman" w:hAnsi="Times New Roman" w:cs="Times New Roman"/>
           <w:i/>
@@ -186,16 +201,18 @@
       </w:pPr>
       <w:r>
         <w:rPr>
-          <w:rFonts w:ascii="Times New Roman" w:hAnsi="Times New Roman" w:eastAsia="Times New Roman"/>
+          <w:rFonts w:ascii="Times New Roman" w:eastAsia="Times New Roman" w:hAnsi="Times New Roman" w:cs="Times New Roman"/>
           <w:i/>
           <w:sz w:val="28"/>
+          <w:szCs w:val="28"/>
         </w:rPr>
         <w:t>7. Thu nhập thụ động (Passive Income) (10 prompt): Xây dựng nguồn thu nhập 1.000 USD/tháng từ bất động sản cho thuê , đầu tư cổ phiếu cổ tức , và kết hợp AI + Automation.</w:t>
       </w:r>
     </w:p>
     <w:p>
       <w:pPr>
-        <w:spacing/>
+        <w:spacing w:before="120" w:after="120" w:line="240" w:lineRule="auto"/>
+        <w:jc w:val="both"/>
         <w:rPr>
           <w:rFonts w:ascii="Times New Roman" w:hAnsi="Times New Roman" w:cs="Times New Roman"/>
           <w:i/>
@@ -207,16 +224,18 @@
       </w:pPr>
       <w:r>
         <w:rPr>
-          <w:rFonts w:ascii="Times New Roman" w:hAnsi="Times New Roman" w:eastAsia="Times New Roman"/>
+          <w:rFonts w:ascii="Times New Roman" w:eastAsia="Times New Roman" w:hAnsi="Times New Roman" w:cs="Times New Roman"/>
           <w:i/>
           <w:sz w:val="28"/>
+          <w:szCs w:val="28"/>
         </w:rPr>
         <w:t>8. Kinh doanh nội dung số (10 prompt): Bán bộ slide mẫu , khóa học mini , newsletter trả phí , và xây dựng thương hiệu chuyên gia cá nhân.</w:t>
       </w:r>
     </w:p>
     <w:p>
       <w:pPr>
-        <w:spacing/>
+        <w:spacing w:before="120" w:after="120" w:line="240" w:lineRule="auto"/>
+        <w:jc w:val="both"/>
         <w:rPr>
           <w:rFonts w:ascii="Times New Roman" w:hAnsi="Times New Roman" w:cs="Times New Roman"/>
           <w:i/>
@@ -228,39 +247,53 @@
       </w:pPr>
       <w:r>
         <w:rPr>
-          <w:rFonts w:ascii="Times New Roman" w:hAnsi="Times New Roman" w:eastAsia="Times New Roman"/>
+          <w:rFonts w:ascii="Times New Roman" w:eastAsia="Times New Roman" w:hAnsi="Times New Roman" w:cs="Times New Roman"/>
           <w:i/>
           <w:sz w:val="28"/>
+          <w:szCs w:val="28"/>
         </w:rPr>
         <w:t>9. Kiếm tiền từ công nghệ mới (10 prompt): Khai thác AI tạo sản phẩm số , kiếm tiền từ Chatbot AI , NFT , và xây dựng ứng dụng Web3.</w:t>
       </w:r>
     </w:p>
     <w:p>
       <w:pPr>
-        <w:spacing/>
-        <w:rPr>
-          <w:rFonts w:ascii="Times New Roman" w:hAnsi="Times New Roman" w:cs="Times New Roman"/>
+        <w:spacing w:before="120" w:after="120" w:line="240" w:lineRule="auto"/>
+        <w:jc w:val="both"/>
+        <w:rPr>
+          <w:rFonts w:ascii="Times New Roman" w:eastAsia="Times New Roman" w:hAnsi="Times New Roman" w:cs="Times New Roman"/>
           <w:i/>
+          <w:sz w:val="28"/>
+          <w:szCs w:val="28"/>
+          <w:lang w:val="en-US"/>
+        </w:rPr>
+      </w:pPr>
+      <w:r>
+        <w:rPr>
+          <w:rFonts w:ascii="Times New Roman" w:eastAsia="Times New Roman" w:hAnsi="Times New Roman" w:cs="Times New Roman"/>
+          <w:i/>
+          <w:sz w:val="28"/>
+          <w:szCs w:val="28"/>
+        </w:rPr>
+        <w:t>10. Tư duy làm giàu &amp; tự do tài chính (10 prompt): Xây dựng tư duy "đa nguồn thu nhập" , lộ trình 10 năm đạt tự do tài chính , và bài học từ các case study thành công.</w:t>
+      </w:r>
+    </w:p>
+    <w:p>
+      <w:pPr>
+        <w:spacing w:before="120" w:after="120" w:line="240" w:lineRule="auto"/>
+        <w:jc w:val="both"/>
+        <w:rPr>
+          <w:rFonts w:ascii="Times New Roman" w:hAnsi="Times New Roman" w:cs="Times New Roman"/>
           <w:iCs/>
           <w:sz w:val="28"/>
           <w:szCs w:val="28"/>
           <w:lang w:val="en-US"/>
         </w:rPr>
       </w:pPr>
-      <w:r>
-        <w:rPr>
-          <w:rFonts w:ascii="Times New Roman" w:hAnsi="Times New Roman" w:eastAsia="Times New Roman"/>
-          <w:i/>
-          <w:sz w:val="28"/>
-        </w:rPr>
-        <w:t>10. Tư duy làm giàu &amp; tự do tài chính (10 prompt): Xây dựng tư duy "đa nguồn thu nhập" , lộ trình 10 năm đạt tự do tài chính , và bài học từ các case study thành công.</w:t>
-      </w:r>
-    </w:p>
-    <w:p>
-      <w:pPr>
-        <w:keepNext w:val="0"/>
-        <w:keepLines w:val="0"/>
-        <w:spacing/>
+    </w:p>
+    <w:p>
+      <w:pPr>
+        <w:spacing w:before="120" w:after="120" w:line="240" w:lineRule="auto"/>
+        <w:jc w:val="both"/>
         <w:rPr>
           <w:rFonts w:ascii="Times New Roman" w:hAnsi="Times New Roman" w:cs="Times New Roman"/>
           <w:b/>
@@ -271,198 +304,219 @@
       </w:pPr>
       <w:r>
         <w:rPr>
-          <w:rFonts w:ascii="Times New Roman" w:hAnsi="Times New Roman" w:eastAsia="Times New Roman"/>
+          <w:rFonts w:ascii="Times New Roman" w:eastAsia="Times New Roman" w:hAnsi="Times New Roman" w:cs="Times New Roman"/>
           <w:b/>
           <w:sz w:val="28"/>
+          <w:szCs w:val="28"/>
         </w:rPr>
         <w:t>1. Kinh doanh online (10 prompt)</w:t>
       </w:r>
     </w:p>
     <w:p>
       <w:pPr>
-        <w:spacing/>
-        <w:ind w:left="620" w:hanging="360"/>
-        <w:rPr>
-          <w:rFonts w:ascii="Times New Roman" w:hAnsi="Times New Roman" w:cs="Times New Roman"/>
-          <w:sz w:val="28"/>
-          <w:szCs w:val="28"/>
-        </w:rPr>
-      </w:pPr>
-      <w:r>
-        <w:rPr>
-          <w:rFonts w:ascii="Times New Roman" w:hAnsi="Times New Roman" w:eastAsia="Times New Roman"/>
-          <w:sz w:val="28"/>
+        <w:spacing w:before="120" w:after="120" w:line="240" w:lineRule="auto"/>
+        <w:ind w:left="620" w:hanging="360"/>
+        <w:jc w:val="both"/>
+        <w:rPr>
+          <w:rFonts w:ascii="Times New Roman" w:hAnsi="Times New Roman" w:cs="Times New Roman"/>
+          <w:sz w:val="28"/>
+          <w:szCs w:val="28"/>
+        </w:rPr>
+      </w:pPr>
+      <w:r>
+        <w:rPr>
+          <w:rFonts w:ascii="Times New Roman" w:eastAsia="Times New Roman" w:hAnsi="Times New Roman" w:cs="Times New Roman"/>
+          <w:sz w:val="28"/>
+          <w:szCs w:val="28"/>
         </w:rPr>
         <w:t>1.  Hãy viết kế hoạch khởi nghiệp bán hàng online với SP/DV = [___], vốn khởi điểm dưới 20 triệu.</w:t>
       </w:r>
     </w:p>
     <w:p>
       <w:pPr>
-        <w:spacing/>
-        <w:ind w:left="620" w:hanging="360"/>
-        <w:rPr>
-          <w:rFonts w:ascii="Times New Roman" w:hAnsi="Times New Roman" w:cs="Times New Roman"/>
-          <w:sz w:val="28"/>
-          <w:szCs w:val="28"/>
-        </w:rPr>
-      </w:pPr>
-      <w:r>
-        <w:rPr>
-          <w:rFonts w:ascii="Times New Roman" w:hAnsi="Times New Roman" w:eastAsia="Times New Roman"/>
-          <w:sz w:val="28"/>
+        <w:spacing w:before="120" w:after="120" w:line="240" w:lineRule="auto"/>
+        <w:ind w:left="620" w:hanging="360"/>
+        <w:jc w:val="both"/>
+        <w:rPr>
+          <w:rFonts w:ascii="Times New Roman" w:hAnsi="Times New Roman" w:cs="Times New Roman"/>
+          <w:sz w:val="28"/>
+          <w:szCs w:val="28"/>
+        </w:rPr>
+      </w:pPr>
+      <w:r>
+        <w:rPr>
+          <w:rFonts w:ascii="Times New Roman" w:eastAsia="Times New Roman" w:hAnsi="Times New Roman" w:cs="Times New Roman"/>
+          <w:sz w:val="28"/>
+          <w:szCs w:val="28"/>
         </w:rPr>
         <w:t>2.  Soạn chiến lược xây dựng shop trên Shopee/Lazada để bán SP/DV = [___] và đạt 1.000 đơn/tháng.</w:t>
       </w:r>
     </w:p>
     <w:p>
       <w:pPr>
-        <w:spacing/>
-        <w:ind w:left="620" w:hanging="360"/>
-        <w:rPr>
-          <w:rFonts w:ascii="Times New Roman" w:hAnsi="Times New Roman" w:cs="Times New Roman"/>
-          <w:sz w:val="28"/>
-          <w:szCs w:val="28"/>
-        </w:rPr>
-      </w:pPr>
-      <w:r>
-        <w:rPr>
-          <w:rFonts w:ascii="Times New Roman" w:hAnsi="Times New Roman" w:eastAsia="Times New Roman"/>
-          <w:sz w:val="28"/>
+        <w:spacing w:before="120" w:after="120" w:line="240" w:lineRule="auto"/>
+        <w:ind w:left="620" w:hanging="360"/>
+        <w:jc w:val="both"/>
+        <w:rPr>
+          <w:rFonts w:ascii="Times New Roman" w:hAnsi="Times New Roman" w:cs="Times New Roman"/>
+          <w:sz w:val="28"/>
+          <w:szCs w:val="28"/>
+        </w:rPr>
+      </w:pPr>
+      <w:r>
+        <w:rPr>
+          <w:rFonts w:ascii="Times New Roman" w:eastAsia="Times New Roman" w:hAnsi="Times New Roman" w:cs="Times New Roman"/>
+          <w:sz w:val="28"/>
+          <w:szCs w:val="28"/>
         </w:rPr>
         <w:t>3.  Viết kịch bản livestream bán hàng trên TikTok Shop cho SP/DV = [___], vừa vui nhộn vừa chốt đơn mạnh mẽ.</w:t>
       </w:r>
     </w:p>
     <w:p>
       <w:pPr>
-        <w:spacing/>
-        <w:ind w:left="620" w:hanging="360"/>
-        <w:rPr>
-          <w:rFonts w:ascii="Times New Roman" w:hAnsi="Times New Roman" w:cs="Times New Roman"/>
-          <w:sz w:val="28"/>
-          <w:szCs w:val="28"/>
-        </w:rPr>
-      </w:pPr>
-      <w:r>
-        <w:rPr>
-          <w:rFonts w:ascii="Times New Roman" w:hAnsi="Times New Roman" w:eastAsia="Times New Roman"/>
-          <w:sz w:val="28"/>
+        <w:spacing w:before="120" w:after="120" w:line="240" w:lineRule="auto"/>
+        <w:ind w:left="620" w:hanging="360"/>
+        <w:jc w:val="both"/>
+        <w:rPr>
+          <w:rFonts w:ascii="Times New Roman" w:hAnsi="Times New Roman" w:cs="Times New Roman"/>
+          <w:sz w:val="28"/>
+          <w:szCs w:val="28"/>
+        </w:rPr>
+      </w:pPr>
+      <w:r>
+        <w:rPr>
+          <w:rFonts w:ascii="Times New Roman" w:eastAsia="Times New Roman" w:hAnsi="Times New Roman" w:cs="Times New Roman"/>
+          <w:sz w:val="28"/>
+          <w:szCs w:val="28"/>
         </w:rPr>
         <w:t>4.  Hãy viết hướng dẫn tạo fanpage Facebook từ con số 0 và đạt 50.000 follower để bán SP/DV = [___].</w:t>
       </w:r>
     </w:p>
     <w:p>
       <w:pPr>
-        <w:spacing/>
-        <w:ind w:left="620" w:hanging="360"/>
-        <w:rPr>
-          <w:rFonts w:ascii="Times New Roman" w:hAnsi="Times New Roman" w:cs="Times New Roman"/>
-          <w:sz w:val="28"/>
-          <w:szCs w:val="28"/>
-        </w:rPr>
-      </w:pPr>
-      <w:r>
-        <w:rPr>
-          <w:rFonts w:ascii="Times New Roman" w:hAnsi="Times New Roman" w:eastAsia="Times New Roman"/>
-          <w:sz w:val="28"/>
-        </w:rPr>
+        <w:spacing w:before="120" w:after="120" w:line="240" w:lineRule="auto"/>
+        <w:ind w:left="620" w:hanging="360"/>
+        <w:jc w:val="both"/>
+        <w:rPr>
+          <w:rFonts w:ascii="Times New Roman" w:hAnsi="Times New Roman" w:cs="Times New Roman"/>
+          <w:sz w:val="28"/>
+          <w:szCs w:val="28"/>
+        </w:rPr>
+      </w:pPr>
+      <w:r>
+        <w:rPr>
+          <w:rFonts w:ascii="Times New Roman" w:eastAsia="Times New Roman" w:hAnsi="Times New Roman" w:cs="Times New Roman"/>
+          <w:sz w:val="28"/>
+          <w:szCs w:val="28"/>
+        </w:rPr>
+        <w:lastRenderedPageBreak/>
         <w:t>5.  Soạn chiến lược “Kinh doanh dropshipping” cho SP/DV = [___], không cần vốn tồn kho.</w:t>
       </w:r>
     </w:p>
     <w:p>
       <w:pPr>
-        <w:spacing/>
-        <w:ind w:left="620" w:hanging="360"/>
-        <w:rPr>
-          <w:rFonts w:ascii="Times New Roman" w:hAnsi="Times New Roman" w:cs="Times New Roman"/>
-          <w:sz w:val="28"/>
-          <w:szCs w:val="28"/>
-        </w:rPr>
-      </w:pPr>
-      <w:r>
-        <w:rPr>
-          <w:rFonts w:ascii="Times New Roman" w:hAnsi="Times New Roman" w:eastAsia="Times New Roman"/>
-          <w:sz w:val="28"/>
+        <w:spacing w:before="120" w:after="120" w:line="240" w:lineRule="auto"/>
+        <w:ind w:left="620" w:hanging="360"/>
+        <w:jc w:val="both"/>
+        <w:rPr>
+          <w:rFonts w:ascii="Times New Roman" w:hAnsi="Times New Roman" w:cs="Times New Roman"/>
+          <w:sz w:val="28"/>
+          <w:szCs w:val="28"/>
+        </w:rPr>
+      </w:pPr>
+      <w:r>
+        <w:rPr>
+          <w:rFonts w:ascii="Times New Roman" w:eastAsia="Times New Roman" w:hAnsi="Times New Roman" w:cs="Times New Roman"/>
+          <w:sz w:val="28"/>
+          <w:szCs w:val="28"/>
         </w:rPr>
         <w:t>6.  Viết kế hoạch xây dựng cửa hàng Shopify để bán SP/DV = [___] sang thị trường quốc tế.</w:t>
       </w:r>
     </w:p>
     <w:p>
       <w:pPr>
-        <w:spacing/>
-        <w:ind w:left="620" w:hanging="360"/>
-        <w:rPr>
-          <w:rFonts w:ascii="Times New Roman" w:hAnsi="Times New Roman" w:cs="Times New Roman"/>
-          <w:sz w:val="28"/>
-          <w:szCs w:val="28"/>
-        </w:rPr>
-      </w:pPr>
-      <w:r>
-        <w:rPr>
-          <w:rFonts w:ascii="Times New Roman" w:hAnsi="Times New Roman" w:eastAsia="Times New Roman"/>
-          <w:sz w:val="28"/>
+        <w:spacing w:before="120" w:after="120" w:line="240" w:lineRule="auto"/>
+        <w:ind w:left="620" w:hanging="360"/>
+        <w:jc w:val="both"/>
+        <w:rPr>
+          <w:rFonts w:ascii="Times New Roman" w:hAnsi="Times New Roman" w:cs="Times New Roman"/>
+          <w:sz w:val="28"/>
+          <w:szCs w:val="28"/>
+        </w:rPr>
+      </w:pPr>
+      <w:r>
+        <w:rPr>
+          <w:rFonts w:ascii="Times New Roman" w:eastAsia="Times New Roman" w:hAnsi="Times New Roman" w:cs="Times New Roman"/>
+          <w:sz w:val="28"/>
+          <w:szCs w:val="28"/>
         </w:rPr>
         <w:t>7.  Hãy viết hướng dẫn xây dựng thương hiệu cá nhân TikTok để kéo khách về SP/DV = [___].</w:t>
       </w:r>
     </w:p>
     <w:p>
       <w:pPr>
-        <w:spacing/>
-        <w:ind w:left="620" w:hanging="360"/>
-        <w:rPr>
-          <w:rFonts w:ascii="Times New Roman" w:hAnsi="Times New Roman" w:cs="Times New Roman"/>
-          <w:sz w:val="28"/>
-          <w:szCs w:val="28"/>
-        </w:rPr>
-      </w:pPr>
-      <w:r>
-        <w:rPr>
-          <w:rFonts w:ascii="Times New Roman" w:hAnsi="Times New Roman" w:eastAsia="Times New Roman"/>
-          <w:sz w:val="28"/>
+        <w:spacing w:before="120" w:after="120" w:line="240" w:lineRule="auto"/>
+        <w:ind w:left="620" w:hanging="360"/>
+        <w:jc w:val="both"/>
+        <w:rPr>
+          <w:rFonts w:ascii="Times New Roman" w:hAnsi="Times New Roman" w:cs="Times New Roman"/>
+          <w:sz w:val="28"/>
+          <w:szCs w:val="28"/>
+        </w:rPr>
+      </w:pPr>
+      <w:r>
+        <w:rPr>
+          <w:rFonts w:ascii="Times New Roman" w:eastAsia="Times New Roman" w:hAnsi="Times New Roman" w:cs="Times New Roman"/>
+          <w:sz w:val="28"/>
+          <w:szCs w:val="28"/>
         </w:rPr>
         <w:t>8.  Soạn chiến lược kinh doanh đa kênh (Omnichannel) cho SP/DV = [___].</w:t>
       </w:r>
     </w:p>
     <w:p>
       <w:pPr>
-        <w:spacing/>
-        <w:ind w:left="620" w:hanging="360"/>
-        <w:rPr>
-          <w:rFonts w:ascii="Times New Roman" w:hAnsi="Times New Roman" w:cs="Times New Roman"/>
-          <w:sz w:val="28"/>
-          <w:szCs w:val="28"/>
-        </w:rPr>
-      </w:pPr>
-      <w:r>
-        <w:rPr>
-          <w:rFonts w:ascii="Times New Roman" w:hAnsi="Times New Roman" w:eastAsia="Times New Roman"/>
-          <w:sz w:val="28"/>
+        <w:spacing w:before="120" w:after="120" w:line="240" w:lineRule="auto"/>
+        <w:ind w:left="620" w:hanging="360"/>
+        <w:jc w:val="both"/>
+        <w:rPr>
+          <w:rFonts w:ascii="Times New Roman" w:hAnsi="Times New Roman" w:cs="Times New Roman"/>
+          <w:sz w:val="28"/>
+          <w:szCs w:val="28"/>
+        </w:rPr>
+      </w:pPr>
+      <w:r>
+        <w:rPr>
+          <w:rFonts w:ascii="Times New Roman" w:eastAsia="Times New Roman" w:hAnsi="Times New Roman" w:cs="Times New Roman"/>
+          <w:sz w:val="28"/>
+          <w:szCs w:val="28"/>
         </w:rPr>
         <w:t>9.  Viết kịch bản 10 video TikTok viral để quảng bá SP/DV = [___].</w:t>
       </w:r>
     </w:p>
     <w:p>
       <w:pPr>
-        <w:spacing/>
-        <w:ind w:left="620" w:hanging="360"/>
-        <w:rPr>
-          <w:rFonts w:ascii="Times New Roman" w:hAnsi="Times New Roman" w:cs="Times New Roman"/>
-          <w:sz w:val="28"/>
-          <w:szCs w:val="28"/>
-        </w:rPr>
-      </w:pPr>
-      <w:r>
-        <w:rPr>
-          <w:rFonts w:ascii="Times New Roman" w:hAnsi="Times New Roman" w:eastAsia="Times New Roman"/>
-          <w:sz w:val="28"/>
+        <w:spacing w:before="120" w:after="120" w:line="240" w:lineRule="auto"/>
+        <w:ind w:left="620" w:hanging="360"/>
+        <w:jc w:val="both"/>
+        <w:rPr>
+          <w:rFonts w:ascii="Times New Roman" w:hAnsi="Times New Roman" w:cs="Times New Roman"/>
+          <w:sz w:val="28"/>
+          <w:szCs w:val="28"/>
+        </w:rPr>
+      </w:pPr>
+      <w:r>
+        <w:rPr>
+          <w:rFonts w:ascii="Times New Roman" w:eastAsia="Times New Roman" w:hAnsi="Times New Roman" w:cs="Times New Roman"/>
+          <w:sz w:val="28"/>
+          <w:szCs w:val="28"/>
         </w:rPr>
         <w:t>10.Hãy viết lộ trình từ freelancer thành chủ shop online bán SP/DV = [___] toàn thời gian.</w:t>
       </w:r>
     </w:p>
     <w:p>
       <w:pPr>
-        <w:keepNext w:val="0"/>
-        <w:keepLines w:val="0"/>
-        <w:spacing/>
+        <w:spacing w:before="120" w:after="120" w:line="240" w:lineRule="auto"/>
+        <w:jc w:val="both"/>
         <w:rPr>
           <w:rFonts w:ascii="Times New Roman" w:hAnsi="Times New Roman" w:cs="Times New Roman"/>
           <w:b/>
@@ -473,198 +527,218 @@
       </w:pPr>
       <w:r>
         <w:rPr>
-          <w:rFonts w:ascii="Times New Roman" w:hAnsi="Times New Roman" w:eastAsia="Times New Roman"/>
+          <w:rFonts w:ascii="Times New Roman" w:eastAsia="Times New Roman" w:hAnsi="Times New Roman" w:cs="Times New Roman"/>
           <w:b/>
           <w:sz w:val="28"/>
+          <w:szCs w:val="28"/>
         </w:rPr>
         <w:t>2. Affiliate marketing (10 prompt)</w:t>
       </w:r>
     </w:p>
     <w:p>
       <w:pPr>
-        <w:spacing/>
-        <w:ind w:left="620" w:hanging="360"/>
-        <w:rPr>
-          <w:rFonts w:ascii="Times New Roman" w:hAnsi="Times New Roman" w:cs="Times New Roman"/>
-          <w:sz w:val="28"/>
-          <w:szCs w:val="28"/>
-        </w:rPr>
-      </w:pPr>
-      <w:r>
-        <w:rPr>
-          <w:rFonts w:ascii="Times New Roman" w:hAnsi="Times New Roman" w:eastAsia="Times New Roman"/>
-          <w:sz w:val="28"/>
+        <w:spacing w:before="120" w:after="120" w:line="240" w:lineRule="auto"/>
+        <w:ind w:left="620" w:hanging="360"/>
+        <w:jc w:val="both"/>
+        <w:rPr>
+          <w:rFonts w:ascii="Times New Roman" w:hAnsi="Times New Roman" w:cs="Times New Roman"/>
+          <w:sz w:val="28"/>
+          <w:szCs w:val="28"/>
+        </w:rPr>
+      </w:pPr>
+      <w:r>
+        <w:rPr>
+          <w:rFonts w:ascii="Times New Roman" w:eastAsia="Times New Roman" w:hAnsi="Times New Roman" w:cs="Times New Roman"/>
+          <w:sz w:val="28"/>
+          <w:szCs w:val="28"/>
         </w:rPr>
         <w:t>1.  Hãy viết hướng dẫn kiếm tiền từ affiliate marketing với SP/DV = [___], bắt đầu từ con số 0.</w:t>
       </w:r>
     </w:p>
     <w:p>
       <w:pPr>
-        <w:spacing/>
-        <w:ind w:left="620" w:hanging="360"/>
-        <w:rPr>
-          <w:rFonts w:ascii="Times New Roman" w:hAnsi="Times New Roman" w:cs="Times New Roman"/>
-          <w:sz w:val="28"/>
-          <w:szCs w:val="28"/>
-        </w:rPr>
-      </w:pPr>
-      <w:r>
-        <w:rPr>
-          <w:rFonts w:ascii="Times New Roman" w:hAnsi="Times New Roman" w:eastAsia="Times New Roman"/>
-          <w:sz w:val="28"/>
+        <w:spacing w:before="120" w:after="120" w:line="240" w:lineRule="auto"/>
+        <w:ind w:left="620" w:hanging="360"/>
+        <w:jc w:val="both"/>
+        <w:rPr>
+          <w:rFonts w:ascii="Times New Roman" w:hAnsi="Times New Roman" w:cs="Times New Roman"/>
+          <w:sz w:val="28"/>
+          <w:szCs w:val="28"/>
+        </w:rPr>
+      </w:pPr>
+      <w:r>
+        <w:rPr>
+          <w:rFonts w:ascii="Times New Roman" w:eastAsia="Times New Roman" w:hAnsi="Times New Roman" w:cs="Times New Roman"/>
+          <w:sz w:val="28"/>
+          <w:szCs w:val="28"/>
         </w:rPr>
         <w:t>2.  Soạn kế hoạch xây dựng website review sản phẩm để làm affiliate cho SP/DV = [___].</w:t>
       </w:r>
     </w:p>
     <w:p>
       <w:pPr>
-        <w:spacing/>
-        <w:ind w:left="620" w:hanging="360"/>
-        <w:rPr>
-          <w:rFonts w:ascii="Times New Roman" w:hAnsi="Times New Roman" w:cs="Times New Roman"/>
-          <w:sz w:val="28"/>
-          <w:szCs w:val="28"/>
-        </w:rPr>
-      </w:pPr>
-      <w:r>
-        <w:rPr>
-          <w:rFonts w:ascii="Times New Roman" w:hAnsi="Times New Roman" w:eastAsia="Times New Roman"/>
-          <w:sz w:val="28"/>
+        <w:spacing w:before="120" w:after="120" w:line="240" w:lineRule="auto"/>
+        <w:ind w:left="620" w:hanging="360"/>
+        <w:jc w:val="both"/>
+        <w:rPr>
+          <w:rFonts w:ascii="Times New Roman" w:hAnsi="Times New Roman" w:cs="Times New Roman"/>
+          <w:sz w:val="28"/>
+          <w:szCs w:val="28"/>
+        </w:rPr>
+      </w:pPr>
+      <w:r>
+        <w:rPr>
+          <w:rFonts w:ascii="Times New Roman" w:eastAsia="Times New Roman" w:hAnsi="Times New Roman" w:cs="Times New Roman"/>
+          <w:sz w:val="28"/>
+          <w:szCs w:val="28"/>
         </w:rPr>
         <w:t>3.  Viết kịch bản email marketing 5 bước để bán SP/DV = [___] qua affiliate link.</w:t>
       </w:r>
     </w:p>
     <w:p>
       <w:pPr>
-        <w:spacing/>
-        <w:ind w:left="620" w:hanging="360"/>
-        <w:rPr>
-          <w:rFonts w:ascii="Times New Roman" w:hAnsi="Times New Roman" w:cs="Times New Roman"/>
-          <w:sz w:val="28"/>
-          <w:szCs w:val="28"/>
-        </w:rPr>
-      </w:pPr>
-      <w:r>
-        <w:rPr>
-          <w:rFonts w:ascii="Times New Roman" w:hAnsi="Times New Roman" w:eastAsia="Times New Roman"/>
-          <w:sz w:val="28"/>
+        <w:spacing w:before="120" w:after="120" w:line="240" w:lineRule="auto"/>
+        <w:ind w:left="620" w:hanging="360"/>
+        <w:jc w:val="both"/>
+        <w:rPr>
+          <w:rFonts w:ascii="Times New Roman" w:hAnsi="Times New Roman" w:cs="Times New Roman"/>
+          <w:sz w:val="28"/>
+          <w:szCs w:val="28"/>
+        </w:rPr>
+      </w:pPr>
+      <w:r>
+        <w:rPr>
+          <w:rFonts w:ascii="Times New Roman" w:eastAsia="Times New Roman" w:hAnsi="Times New Roman" w:cs="Times New Roman"/>
+          <w:sz w:val="28"/>
+          <w:szCs w:val="28"/>
         </w:rPr>
         <w:t>4.  Hãy soạn checklist 10 bước chạy quảng cáo Google Ads cho affiliate SP/DV = [___].</w:t>
       </w:r>
     </w:p>
     <w:p>
       <w:pPr>
-        <w:spacing/>
-        <w:ind w:left="620" w:hanging="360"/>
-        <w:rPr>
-          <w:rFonts w:ascii="Times New Roman" w:hAnsi="Times New Roman" w:cs="Times New Roman"/>
-          <w:sz w:val="28"/>
-          <w:szCs w:val="28"/>
-        </w:rPr>
-      </w:pPr>
-      <w:r>
-        <w:rPr>
-          <w:rFonts w:ascii="Times New Roman" w:hAnsi="Times New Roman" w:eastAsia="Times New Roman"/>
-          <w:sz w:val="28"/>
+        <w:spacing w:before="120" w:after="120" w:line="240" w:lineRule="auto"/>
+        <w:ind w:left="620" w:hanging="360"/>
+        <w:jc w:val="both"/>
+        <w:rPr>
+          <w:rFonts w:ascii="Times New Roman" w:hAnsi="Times New Roman" w:cs="Times New Roman"/>
+          <w:sz w:val="28"/>
+          <w:szCs w:val="28"/>
+        </w:rPr>
+      </w:pPr>
+      <w:r>
+        <w:rPr>
+          <w:rFonts w:ascii="Times New Roman" w:eastAsia="Times New Roman" w:hAnsi="Times New Roman" w:cs="Times New Roman"/>
+          <w:sz w:val="28"/>
+          <w:szCs w:val="28"/>
         </w:rPr>
         <w:t>5.  Viết chiến lược xây dựng kênh YouTube review sản phẩm affiliate trong ngách SP/DV = [___].</w:t>
       </w:r>
     </w:p>
     <w:p>
       <w:pPr>
-        <w:spacing/>
-        <w:ind w:left="620" w:hanging="360"/>
-        <w:rPr>
-          <w:rFonts w:ascii="Times New Roman" w:hAnsi="Times New Roman" w:cs="Times New Roman"/>
-          <w:sz w:val="28"/>
-          <w:szCs w:val="28"/>
-        </w:rPr>
-      </w:pPr>
-      <w:r>
-        <w:rPr>
-          <w:rFonts w:ascii="Times New Roman" w:hAnsi="Times New Roman" w:eastAsia="Times New Roman"/>
-          <w:sz w:val="28"/>
+        <w:spacing w:before="120" w:after="120" w:line="240" w:lineRule="auto"/>
+        <w:ind w:left="620" w:hanging="360"/>
+        <w:jc w:val="both"/>
+        <w:rPr>
+          <w:rFonts w:ascii="Times New Roman" w:hAnsi="Times New Roman" w:cs="Times New Roman"/>
+          <w:sz w:val="28"/>
+          <w:szCs w:val="28"/>
+        </w:rPr>
+      </w:pPr>
+      <w:r>
+        <w:rPr>
+          <w:rFonts w:ascii="Times New Roman" w:eastAsia="Times New Roman" w:hAnsi="Times New Roman" w:cs="Times New Roman"/>
+          <w:sz w:val="28"/>
+          <w:szCs w:val="28"/>
         </w:rPr>
         <w:t>6.  Hãy viết kịch bản video TikTok hướng dẫn sử dụng SP/DV = [___] để gắn link affiliate.</w:t>
       </w:r>
     </w:p>
     <w:p>
       <w:pPr>
-        <w:spacing/>
-        <w:ind w:left="620" w:hanging="360"/>
-        <w:rPr>
-          <w:rFonts w:ascii="Times New Roman" w:hAnsi="Times New Roman" w:cs="Times New Roman"/>
-          <w:sz w:val="28"/>
-          <w:szCs w:val="28"/>
-        </w:rPr>
-      </w:pPr>
-      <w:r>
-        <w:rPr>
-          <w:rFonts w:ascii="Times New Roman" w:hAnsi="Times New Roman" w:eastAsia="Times New Roman"/>
-          <w:sz w:val="28"/>
+        <w:spacing w:before="120" w:after="120" w:line="240" w:lineRule="auto"/>
+        <w:ind w:left="620" w:hanging="360"/>
+        <w:jc w:val="both"/>
+        <w:rPr>
+          <w:rFonts w:ascii="Times New Roman" w:hAnsi="Times New Roman" w:cs="Times New Roman"/>
+          <w:sz w:val="28"/>
+          <w:szCs w:val="28"/>
+        </w:rPr>
+      </w:pPr>
+      <w:r>
+        <w:rPr>
+          <w:rFonts w:ascii="Times New Roman" w:eastAsia="Times New Roman" w:hAnsi="Times New Roman" w:cs="Times New Roman"/>
+          <w:sz w:val="28"/>
+          <w:szCs w:val="28"/>
         </w:rPr>
         <w:t>7.  Soạn chiến lược làm blog SEO 6 tháng để tạo thu nhập affiliate từ SP/DV = [___].</w:t>
       </w:r>
     </w:p>
     <w:p>
       <w:pPr>
-        <w:spacing/>
-        <w:ind w:left="620" w:hanging="360"/>
-        <w:rPr>
-          <w:rFonts w:ascii="Times New Roman" w:hAnsi="Times New Roman" w:cs="Times New Roman"/>
-          <w:sz w:val="28"/>
-          <w:szCs w:val="28"/>
-        </w:rPr>
-      </w:pPr>
-      <w:r>
-        <w:rPr>
-          <w:rFonts w:ascii="Times New Roman" w:hAnsi="Times New Roman" w:eastAsia="Times New Roman"/>
-          <w:sz w:val="28"/>
+        <w:spacing w:before="120" w:after="120" w:line="240" w:lineRule="auto"/>
+        <w:ind w:left="620" w:hanging="360"/>
+        <w:jc w:val="both"/>
+        <w:rPr>
+          <w:rFonts w:ascii="Times New Roman" w:hAnsi="Times New Roman" w:cs="Times New Roman"/>
+          <w:sz w:val="28"/>
+          <w:szCs w:val="28"/>
+        </w:rPr>
+      </w:pPr>
+      <w:r>
+        <w:rPr>
+          <w:rFonts w:ascii="Times New Roman" w:eastAsia="Times New Roman" w:hAnsi="Times New Roman" w:cs="Times New Roman"/>
+          <w:sz w:val="28"/>
+          <w:szCs w:val="28"/>
         </w:rPr>
         <w:t>8.  Viết hướng dẫn xây dựng nhóm Facebook để bán SP/DV = [___] qua affiliate.</w:t>
       </w:r>
     </w:p>
     <w:p>
       <w:pPr>
-        <w:spacing/>
-        <w:ind w:left="620" w:hanging="360"/>
-        <w:rPr>
-          <w:rFonts w:ascii="Times New Roman" w:hAnsi="Times New Roman" w:cs="Times New Roman"/>
-          <w:sz w:val="28"/>
-          <w:szCs w:val="28"/>
-        </w:rPr>
-      </w:pPr>
-      <w:r>
-        <w:rPr>
-          <w:rFonts w:ascii="Times New Roman" w:hAnsi="Times New Roman" w:eastAsia="Times New Roman"/>
-          <w:sz w:val="28"/>
+        <w:spacing w:before="120" w:after="120" w:line="240" w:lineRule="auto"/>
+        <w:ind w:left="620" w:hanging="360"/>
+        <w:jc w:val="both"/>
+        <w:rPr>
+          <w:rFonts w:ascii="Times New Roman" w:hAnsi="Times New Roman" w:cs="Times New Roman"/>
+          <w:sz w:val="28"/>
+          <w:szCs w:val="28"/>
+        </w:rPr>
+      </w:pPr>
+      <w:r>
+        <w:rPr>
+          <w:rFonts w:ascii="Times New Roman" w:eastAsia="Times New Roman" w:hAnsi="Times New Roman" w:cs="Times New Roman"/>
+          <w:sz w:val="28"/>
+          <w:szCs w:val="28"/>
         </w:rPr>
         <w:t>9.  Hãy viết kịch bản chatbot Messenger tự động tư vấn khách hàng mua SP/DV = [___] qua link affiliate.</w:t>
       </w:r>
     </w:p>
     <w:p>
       <w:pPr>
-        <w:spacing/>
-        <w:ind w:left="620" w:hanging="360"/>
-        <w:rPr>
-          <w:rFonts w:ascii="Times New Roman" w:hAnsi="Times New Roman" w:cs="Times New Roman"/>
-          <w:sz w:val="28"/>
-          <w:szCs w:val="28"/>
-        </w:rPr>
-      </w:pPr>
-      <w:r>
-        <w:rPr>
-          <w:rFonts w:ascii="Times New Roman" w:hAnsi="Times New Roman" w:eastAsia="Times New Roman"/>
-          <w:sz w:val="28"/>
+        <w:spacing w:before="120" w:after="120" w:line="240" w:lineRule="auto"/>
+        <w:ind w:left="620" w:hanging="360"/>
+        <w:jc w:val="both"/>
+        <w:rPr>
+          <w:rFonts w:ascii="Times New Roman" w:hAnsi="Times New Roman" w:cs="Times New Roman"/>
+          <w:sz w:val="28"/>
+          <w:szCs w:val="28"/>
+        </w:rPr>
+      </w:pPr>
+      <w:r>
+        <w:rPr>
+          <w:rFonts w:ascii="Times New Roman" w:eastAsia="Times New Roman" w:hAnsi="Times New Roman" w:cs="Times New Roman"/>
+          <w:sz w:val="28"/>
+          <w:szCs w:val="28"/>
         </w:rPr>
         <w:t>10.Soạn kế hoạch tạo nguồn thu nhập 1.000 USD/tháng từ affiliate SP/DV = [___].</w:t>
       </w:r>
     </w:p>
     <w:p>
       <w:pPr>
-        <w:keepNext w:val="0"/>
-        <w:keepLines w:val="0"/>
-        <w:spacing/>
+        <w:spacing w:before="120" w:after="120" w:line="240" w:lineRule="auto"/>
+        <w:jc w:val="both"/>
         <w:rPr>
           <w:rFonts w:ascii="Times New Roman" w:hAnsi="Times New Roman" w:cs="Times New Roman"/>
           <w:b/>
@@ -675,198 +749,219 @@
       </w:pPr>
       <w:r>
         <w:rPr>
-          <w:rFonts w:ascii="Times New Roman" w:hAnsi="Times New Roman" w:eastAsia="Times New Roman"/>
+          <w:rFonts w:ascii="Times New Roman" w:eastAsia="Times New Roman" w:hAnsi="Times New Roman" w:cs="Times New Roman"/>
           <w:b/>
           <w:sz w:val="28"/>
+          <w:szCs w:val="28"/>
         </w:rPr>
         <w:t>3. Kinh doanh số (digital products) (10 prompt)</w:t>
       </w:r>
     </w:p>
     <w:p>
       <w:pPr>
-        <w:spacing/>
-        <w:ind w:left="620" w:hanging="360"/>
-        <w:rPr>
-          <w:rFonts w:ascii="Times New Roman" w:hAnsi="Times New Roman" w:cs="Times New Roman"/>
-          <w:sz w:val="28"/>
-          <w:szCs w:val="28"/>
-        </w:rPr>
-      </w:pPr>
-      <w:r>
-        <w:rPr>
-          <w:rFonts w:ascii="Times New Roman" w:hAnsi="Times New Roman" w:eastAsia="Times New Roman"/>
-          <w:sz w:val="28"/>
+        <w:spacing w:before="120" w:after="120" w:line="240" w:lineRule="auto"/>
+        <w:ind w:left="620" w:hanging="360"/>
+        <w:jc w:val="both"/>
+        <w:rPr>
+          <w:rFonts w:ascii="Times New Roman" w:hAnsi="Times New Roman" w:cs="Times New Roman"/>
+          <w:sz w:val="28"/>
+          <w:szCs w:val="28"/>
+        </w:rPr>
+      </w:pPr>
+      <w:r>
+        <w:rPr>
+          <w:rFonts w:ascii="Times New Roman" w:eastAsia="Times New Roman" w:hAnsi="Times New Roman" w:cs="Times New Roman"/>
+          <w:sz w:val="28"/>
+          <w:szCs w:val="28"/>
         </w:rPr>
         <w:t>1.  Hãy viết kế hoạch tạo và bán ebook trong lĩnh vực SP/DV = [___].</w:t>
       </w:r>
     </w:p>
     <w:p>
       <w:pPr>
-        <w:spacing/>
-        <w:ind w:left="620" w:hanging="360"/>
-        <w:rPr>
-          <w:rFonts w:ascii="Times New Roman" w:hAnsi="Times New Roman" w:cs="Times New Roman"/>
-          <w:sz w:val="28"/>
-          <w:szCs w:val="28"/>
-        </w:rPr>
-      </w:pPr>
-      <w:r>
-        <w:rPr>
-          <w:rFonts w:ascii="Times New Roman" w:hAnsi="Times New Roman" w:eastAsia="Times New Roman"/>
-          <w:sz w:val="28"/>
+        <w:spacing w:before="120" w:after="120" w:line="240" w:lineRule="auto"/>
+        <w:ind w:left="620" w:hanging="360"/>
+        <w:jc w:val="both"/>
+        <w:rPr>
+          <w:rFonts w:ascii="Times New Roman" w:hAnsi="Times New Roman" w:cs="Times New Roman"/>
+          <w:sz w:val="28"/>
+          <w:szCs w:val="28"/>
+        </w:rPr>
+      </w:pPr>
+      <w:r>
+        <w:rPr>
+          <w:rFonts w:ascii="Times New Roman" w:eastAsia="Times New Roman" w:hAnsi="Times New Roman" w:cs="Times New Roman"/>
+          <w:sz w:val="28"/>
+          <w:szCs w:val="28"/>
         </w:rPr>
         <w:t>2.  Soạn hướng dẫn tạo khóa học online và bán trên Udemy/Coursera về SP/DV = [___].</w:t>
       </w:r>
     </w:p>
     <w:p>
       <w:pPr>
-        <w:spacing/>
-        <w:ind w:left="620" w:hanging="360"/>
-        <w:rPr>
-          <w:rFonts w:ascii="Times New Roman" w:hAnsi="Times New Roman" w:cs="Times New Roman"/>
-          <w:sz w:val="28"/>
-          <w:szCs w:val="28"/>
-        </w:rPr>
-      </w:pPr>
-      <w:r>
-        <w:rPr>
-          <w:rFonts w:ascii="Times New Roman" w:hAnsi="Times New Roman" w:eastAsia="Times New Roman"/>
-          <w:sz w:val="28"/>
+        <w:spacing w:before="120" w:after="120" w:line="240" w:lineRule="auto"/>
+        <w:ind w:left="620" w:hanging="360"/>
+        <w:jc w:val="both"/>
+        <w:rPr>
+          <w:rFonts w:ascii="Times New Roman" w:hAnsi="Times New Roman" w:cs="Times New Roman"/>
+          <w:sz w:val="28"/>
+          <w:szCs w:val="28"/>
+        </w:rPr>
+      </w:pPr>
+      <w:r>
+        <w:rPr>
+          <w:rFonts w:ascii="Times New Roman" w:eastAsia="Times New Roman" w:hAnsi="Times New Roman" w:cs="Times New Roman"/>
+          <w:sz w:val="28"/>
+          <w:szCs w:val="28"/>
         </w:rPr>
         <w:t>3.  Viết chiến lược bán template Notion/Canva liên quan đến SP/DV = [___].</w:t>
       </w:r>
     </w:p>
     <w:p>
       <w:pPr>
-        <w:spacing/>
-        <w:ind w:left="620" w:hanging="360"/>
-        <w:rPr>
-          <w:rFonts w:ascii="Times New Roman" w:hAnsi="Times New Roman" w:cs="Times New Roman"/>
-          <w:sz w:val="28"/>
-          <w:szCs w:val="28"/>
-        </w:rPr>
-      </w:pPr>
-      <w:r>
-        <w:rPr>
-          <w:rFonts w:ascii="Times New Roman" w:hAnsi="Times New Roman" w:eastAsia="Times New Roman"/>
-          <w:sz w:val="28"/>
+        <w:spacing w:before="120" w:after="120" w:line="240" w:lineRule="auto"/>
+        <w:ind w:left="620" w:hanging="360"/>
+        <w:jc w:val="both"/>
+        <w:rPr>
+          <w:rFonts w:ascii="Times New Roman" w:hAnsi="Times New Roman" w:cs="Times New Roman"/>
+          <w:sz w:val="28"/>
+          <w:szCs w:val="28"/>
+        </w:rPr>
+      </w:pPr>
+      <w:r>
+        <w:rPr>
+          <w:rFonts w:ascii="Times New Roman" w:eastAsia="Times New Roman" w:hAnsi="Times New Roman" w:cs="Times New Roman"/>
+          <w:sz w:val="28"/>
+          <w:szCs w:val="28"/>
         </w:rPr>
         <w:t>4.  Hãy viết kế hoạch tạo app di động đơn giản và kiếm tiền từ quảng cáo.</w:t>
       </w:r>
     </w:p>
     <w:p>
       <w:pPr>
-        <w:spacing/>
-        <w:ind w:left="620" w:hanging="360"/>
-        <w:rPr>
-          <w:rFonts w:ascii="Times New Roman" w:hAnsi="Times New Roman" w:cs="Times New Roman"/>
-          <w:sz w:val="28"/>
-          <w:szCs w:val="28"/>
-        </w:rPr>
-      </w:pPr>
-      <w:r>
-        <w:rPr>
-          <w:rFonts w:ascii="Times New Roman" w:hAnsi="Times New Roman" w:eastAsia="Times New Roman"/>
-          <w:sz w:val="28"/>
-        </w:rPr>
+        <w:spacing w:before="120" w:after="120" w:line="240" w:lineRule="auto"/>
+        <w:ind w:left="620" w:hanging="360"/>
+        <w:jc w:val="both"/>
+        <w:rPr>
+          <w:rFonts w:ascii="Times New Roman" w:hAnsi="Times New Roman" w:cs="Times New Roman"/>
+          <w:sz w:val="28"/>
+          <w:szCs w:val="28"/>
+        </w:rPr>
+      </w:pPr>
+      <w:r>
+        <w:rPr>
+          <w:rFonts w:ascii="Times New Roman" w:eastAsia="Times New Roman" w:hAnsi="Times New Roman" w:cs="Times New Roman"/>
+          <w:sz w:val="28"/>
+          <w:szCs w:val="28"/>
+        </w:rPr>
+        <w:lastRenderedPageBreak/>
         <w:t>5.  Soạn kịch bản quảng cáo podcast chia sẻ kiến thức về SP/DV = [___], kèm gói dịch vụ trả phí.</w:t>
       </w:r>
     </w:p>
     <w:p>
       <w:pPr>
-        <w:spacing/>
-        <w:ind w:left="620" w:hanging="360"/>
-        <w:rPr>
-          <w:rFonts w:ascii="Times New Roman" w:hAnsi="Times New Roman" w:cs="Times New Roman"/>
-          <w:sz w:val="28"/>
-          <w:szCs w:val="28"/>
-        </w:rPr>
-      </w:pPr>
-      <w:r>
-        <w:rPr>
-          <w:rFonts w:ascii="Times New Roman" w:hAnsi="Times New Roman" w:eastAsia="Times New Roman"/>
-          <w:sz w:val="28"/>
+        <w:spacing w:before="120" w:after="120" w:line="240" w:lineRule="auto"/>
+        <w:ind w:left="620" w:hanging="360"/>
+        <w:jc w:val="both"/>
+        <w:rPr>
+          <w:rFonts w:ascii="Times New Roman" w:hAnsi="Times New Roman" w:cs="Times New Roman"/>
+          <w:sz w:val="28"/>
+          <w:szCs w:val="28"/>
+        </w:rPr>
+      </w:pPr>
+      <w:r>
+        <w:rPr>
+          <w:rFonts w:ascii="Times New Roman" w:eastAsia="Times New Roman" w:hAnsi="Times New Roman" w:cs="Times New Roman"/>
+          <w:sz w:val="28"/>
+          <w:szCs w:val="28"/>
         </w:rPr>
         <w:t>6.  Viết lộ trình xây dựng kênh YouTube chia sẻ kiến thức và kiếm tiền từ quảng cáo.</w:t>
       </w:r>
     </w:p>
     <w:p>
       <w:pPr>
-        <w:spacing/>
-        <w:ind w:left="620" w:hanging="360"/>
-        <w:rPr>
-          <w:rFonts w:ascii="Times New Roman" w:hAnsi="Times New Roman" w:cs="Times New Roman"/>
-          <w:sz w:val="28"/>
-          <w:szCs w:val="28"/>
-        </w:rPr>
-      </w:pPr>
-      <w:r>
-        <w:rPr>
-          <w:rFonts w:ascii="Times New Roman" w:hAnsi="Times New Roman" w:eastAsia="Times New Roman"/>
-          <w:sz w:val="28"/>
+        <w:spacing w:before="120" w:after="120" w:line="240" w:lineRule="auto"/>
+        <w:ind w:left="620" w:hanging="360"/>
+        <w:jc w:val="both"/>
+        <w:rPr>
+          <w:rFonts w:ascii="Times New Roman" w:hAnsi="Times New Roman" w:cs="Times New Roman"/>
+          <w:sz w:val="28"/>
+          <w:szCs w:val="28"/>
+        </w:rPr>
+      </w:pPr>
+      <w:r>
+        <w:rPr>
+          <w:rFonts w:ascii="Times New Roman" w:eastAsia="Times New Roman" w:hAnsi="Times New Roman" w:cs="Times New Roman"/>
+          <w:sz w:val="28"/>
+          <w:szCs w:val="28"/>
         </w:rPr>
         <w:t>7.  Hãy viết kế hoạch bán gói subscription (thành viên VIP) cho nội dung chuyên sâu về SP/DV = [___].</w:t>
       </w:r>
     </w:p>
     <w:p>
       <w:pPr>
-        <w:spacing/>
-        <w:ind w:left="620" w:hanging="360"/>
-        <w:rPr>
-          <w:rFonts w:ascii="Times New Roman" w:hAnsi="Times New Roman" w:cs="Times New Roman"/>
-          <w:sz w:val="28"/>
-          <w:szCs w:val="28"/>
-        </w:rPr>
-      </w:pPr>
-      <w:r>
-        <w:rPr>
-          <w:rFonts w:ascii="Times New Roman" w:hAnsi="Times New Roman" w:eastAsia="Times New Roman"/>
-          <w:sz w:val="28"/>
+        <w:spacing w:before="120" w:after="120" w:line="240" w:lineRule="auto"/>
+        <w:ind w:left="620" w:hanging="360"/>
+        <w:jc w:val="both"/>
+        <w:rPr>
+          <w:rFonts w:ascii="Times New Roman" w:hAnsi="Times New Roman" w:cs="Times New Roman"/>
+          <w:sz w:val="28"/>
+          <w:szCs w:val="28"/>
+        </w:rPr>
+      </w:pPr>
+      <w:r>
+        <w:rPr>
+          <w:rFonts w:ascii="Times New Roman" w:eastAsia="Times New Roman" w:hAnsi="Times New Roman" w:cs="Times New Roman"/>
+          <w:sz w:val="28"/>
+          <w:szCs w:val="28"/>
         </w:rPr>
         <w:t>8.  Soạn hướng dẫn tạo newsletter trả phí liên quan đến SP/DV = [___].</w:t>
       </w:r>
     </w:p>
     <w:p>
       <w:pPr>
-        <w:spacing/>
-        <w:ind w:left="620" w:hanging="360"/>
-        <w:rPr>
-          <w:rFonts w:ascii="Times New Roman" w:hAnsi="Times New Roman" w:cs="Times New Roman"/>
-          <w:sz w:val="28"/>
-          <w:szCs w:val="28"/>
-        </w:rPr>
-      </w:pPr>
-      <w:r>
-        <w:rPr>
-          <w:rFonts w:ascii="Times New Roman" w:hAnsi="Times New Roman" w:eastAsia="Times New Roman"/>
-          <w:sz w:val="28"/>
+        <w:spacing w:before="120" w:after="120" w:line="240" w:lineRule="auto"/>
+        <w:ind w:left="620" w:hanging="360"/>
+        <w:jc w:val="both"/>
+        <w:rPr>
+          <w:rFonts w:ascii="Times New Roman" w:hAnsi="Times New Roman" w:cs="Times New Roman"/>
+          <w:sz w:val="28"/>
+          <w:szCs w:val="28"/>
+        </w:rPr>
+      </w:pPr>
+      <w:r>
+        <w:rPr>
+          <w:rFonts w:ascii="Times New Roman" w:eastAsia="Times New Roman" w:hAnsi="Times New Roman" w:cs="Times New Roman"/>
+          <w:sz w:val="28"/>
+          <w:szCs w:val="28"/>
         </w:rPr>
         <w:t>9.  Viết chiến lược bán bộ công cụ số (digital toolkit) trong lĩnh vực SP/DV = [___].</w:t>
       </w:r>
     </w:p>
     <w:p>
       <w:pPr>
-        <w:spacing/>
-        <w:ind w:left="620" w:hanging="360"/>
-        <w:rPr>
-          <w:rFonts w:ascii="Times New Roman" w:hAnsi="Times New Roman" w:cs="Times New Roman"/>
-          <w:sz w:val="28"/>
-          <w:szCs w:val="28"/>
-        </w:rPr>
-      </w:pPr>
-      <w:r>
-        <w:rPr>
-          <w:rFonts w:ascii="Times New Roman" w:hAnsi="Times New Roman" w:eastAsia="Times New Roman"/>
-          <w:sz w:val="28"/>
+        <w:spacing w:before="120" w:after="120" w:line="240" w:lineRule="auto"/>
+        <w:ind w:left="620" w:hanging="360"/>
+        <w:jc w:val="both"/>
+        <w:rPr>
+          <w:rFonts w:ascii="Times New Roman" w:hAnsi="Times New Roman" w:cs="Times New Roman"/>
+          <w:sz w:val="28"/>
+          <w:szCs w:val="28"/>
+        </w:rPr>
+      </w:pPr>
+      <w:r>
+        <w:rPr>
+          <w:rFonts w:ascii="Times New Roman" w:eastAsia="Times New Roman" w:hAnsi="Times New Roman" w:cs="Times New Roman"/>
+          <w:sz w:val="28"/>
+          <w:szCs w:val="28"/>
         </w:rPr>
         <w:t>10.Hãy viết kịch bản bán dịch vụ coaching online liên quan đến SP/DV = [___].</w:t>
       </w:r>
     </w:p>
     <w:p>
       <w:pPr>
-        <w:keepNext w:val="0"/>
-        <w:keepLines w:val="0"/>
-        <w:spacing/>
+        <w:spacing w:before="120" w:after="120" w:line="240" w:lineRule="auto"/>
+        <w:jc w:val="both"/>
         <w:rPr>
           <w:rFonts w:ascii="Times New Roman" w:hAnsi="Times New Roman" w:cs="Times New Roman"/>
           <w:b/>
@@ -877,198 +972,218 @@
       </w:pPr>
       <w:r>
         <w:rPr>
-          <w:rFonts w:ascii="Times New Roman" w:hAnsi="Times New Roman" w:eastAsia="Times New Roman"/>
+          <w:rFonts w:ascii="Times New Roman" w:eastAsia="Times New Roman" w:hAnsi="Times New Roman" w:cs="Times New Roman"/>
           <w:b/>
           <w:sz w:val="28"/>
+          <w:szCs w:val="28"/>
         </w:rPr>
         <w:t>4. Freelance &amp; dịch vụ online (10 prompt)</w:t>
       </w:r>
     </w:p>
     <w:p>
       <w:pPr>
-        <w:spacing/>
-        <w:ind w:left="620" w:hanging="360"/>
-        <w:rPr>
-          <w:rFonts w:ascii="Times New Roman" w:hAnsi="Times New Roman" w:cs="Times New Roman"/>
-          <w:sz w:val="28"/>
-          <w:szCs w:val="28"/>
-        </w:rPr>
-      </w:pPr>
-      <w:r>
-        <w:rPr>
-          <w:rFonts w:ascii="Times New Roman" w:hAnsi="Times New Roman" w:eastAsia="Times New Roman"/>
-          <w:sz w:val="28"/>
+        <w:spacing w:before="120" w:after="120" w:line="240" w:lineRule="auto"/>
+        <w:ind w:left="620" w:hanging="360"/>
+        <w:jc w:val="both"/>
+        <w:rPr>
+          <w:rFonts w:ascii="Times New Roman" w:hAnsi="Times New Roman" w:cs="Times New Roman"/>
+          <w:sz w:val="28"/>
+          <w:szCs w:val="28"/>
+        </w:rPr>
+      </w:pPr>
+      <w:r>
+        <w:rPr>
+          <w:rFonts w:ascii="Times New Roman" w:eastAsia="Times New Roman" w:hAnsi="Times New Roman" w:cs="Times New Roman"/>
+          <w:sz w:val="28"/>
+          <w:szCs w:val="28"/>
         </w:rPr>
         <w:t>1.  Hãy viết kế hoạch trở thành freelancer trong lĩnh vực SP/DV = [___] và đạt thu nhập 2.000 USD/tháng.</w:t>
       </w:r>
     </w:p>
     <w:p>
       <w:pPr>
-        <w:spacing/>
-        <w:ind w:left="620" w:hanging="360"/>
-        <w:rPr>
-          <w:rFonts w:ascii="Times New Roman" w:hAnsi="Times New Roman" w:cs="Times New Roman"/>
-          <w:sz w:val="28"/>
-          <w:szCs w:val="28"/>
-        </w:rPr>
-      </w:pPr>
-      <w:r>
-        <w:rPr>
-          <w:rFonts w:ascii="Times New Roman" w:hAnsi="Times New Roman" w:eastAsia="Times New Roman"/>
-          <w:sz w:val="28"/>
+        <w:spacing w:before="120" w:after="120" w:line="240" w:lineRule="auto"/>
+        <w:ind w:left="620" w:hanging="360"/>
+        <w:jc w:val="both"/>
+        <w:rPr>
+          <w:rFonts w:ascii="Times New Roman" w:hAnsi="Times New Roman" w:cs="Times New Roman"/>
+          <w:sz w:val="28"/>
+          <w:szCs w:val="28"/>
+        </w:rPr>
+      </w:pPr>
+      <w:r>
+        <w:rPr>
+          <w:rFonts w:ascii="Times New Roman" w:eastAsia="Times New Roman" w:hAnsi="Times New Roman" w:cs="Times New Roman"/>
+          <w:sz w:val="28"/>
+          <w:szCs w:val="28"/>
         </w:rPr>
         <w:t>2.  Soạn kịch bản giới thiệu bản thân 200 chữ cho freelancer SP/DV = [___] trên Upwork.</w:t>
       </w:r>
     </w:p>
     <w:p>
       <w:pPr>
-        <w:spacing/>
-        <w:ind w:left="620" w:hanging="360"/>
-        <w:rPr>
-          <w:rFonts w:ascii="Times New Roman" w:hAnsi="Times New Roman" w:cs="Times New Roman"/>
-          <w:sz w:val="28"/>
-          <w:szCs w:val="28"/>
-        </w:rPr>
-      </w:pPr>
-      <w:r>
-        <w:rPr>
-          <w:rFonts w:ascii="Times New Roman" w:hAnsi="Times New Roman" w:eastAsia="Times New Roman"/>
-          <w:sz w:val="28"/>
+        <w:spacing w:before="120" w:after="120" w:line="240" w:lineRule="auto"/>
+        <w:ind w:left="620" w:hanging="360"/>
+        <w:jc w:val="both"/>
+        <w:rPr>
+          <w:rFonts w:ascii="Times New Roman" w:hAnsi="Times New Roman" w:cs="Times New Roman"/>
+          <w:sz w:val="28"/>
+          <w:szCs w:val="28"/>
+        </w:rPr>
+      </w:pPr>
+      <w:r>
+        <w:rPr>
+          <w:rFonts w:ascii="Times New Roman" w:eastAsia="Times New Roman" w:hAnsi="Times New Roman" w:cs="Times New Roman"/>
+          <w:sz w:val="28"/>
+          <w:szCs w:val="28"/>
         </w:rPr>
         <w:t>3.  Viết 10 ý tưởng dịch vụ freelance có thể làm từ xa và tạo thu nhập ổn định.</w:t>
       </w:r>
     </w:p>
     <w:p>
       <w:pPr>
-        <w:spacing/>
-        <w:ind w:left="620" w:hanging="360"/>
-        <w:rPr>
-          <w:rFonts w:ascii="Times New Roman" w:hAnsi="Times New Roman" w:cs="Times New Roman"/>
-          <w:sz w:val="28"/>
-          <w:szCs w:val="28"/>
-        </w:rPr>
-      </w:pPr>
-      <w:r>
-        <w:rPr>
-          <w:rFonts w:ascii="Times New Roman" w:hAnsi="Times New Roman" w:eastAsia="Times New Roman"/>
-          <w:sz w:val="28"/>
+        <w:spacing w:before="120" w:after="120" w:line="240" w:lineRule="auto"/>
+        <w:ind w:left="620" w:hanging="360"/>
+        <w:jc w:val="both"/>
+        <w:rPr>
+          <w:rFonts w:ascii="Times New Roman" w:hAnsi="Times New Roman" w:cs="Times New Roman"/>
+          <w:sz w:val="28"/>
+          <w:szCs w:val="28"/>
+        </w:rPr>
+      </w:pPr>
+      <w:r>
+        <w:rPr>
+          <w:rFonts w:ascii="Times New Roman" w:eastAsia="Times New Roman" w:hAnsi="Times New Roman" w:cs="Times New Roman"/>
+          <w:sz w:val="28"/>
+          <w:szCs w:val="28"/>
         </w:rPr>
         <w:t>4.  Hãy viết kế hoạch xây dựng hồ sơ Fiverr hấp dẫn để bán dịch vụ SP/DV = [___].</w:t>
       </w:r>
     </w:p>
     <w:p>
       <w:pPr>
-        <w:spacing/>
-        <w:ind w:left="620" w:hanging="360"/>
-        <w:rPr>
-          <w:rFonts w:ascii="Times New Roman" w:hAnsi="Times New Roman" w:cs="Times New Roman"/>
-          <w:sz w:val="28"/>
-          <w:szCs w:val="28"/>
-        </w:rPr>
-      </w:pPr>
-      <w:r>
-        <w:rPr>
-          <w:rFonts w:ascii="Times New Roman" w:hAnsi="Times New Roman" w:eastAsia="Times New Roman"/>
-          <w:sz w:val="28"/>
+        <w:spacing w:before="120" w:after="120" w:line="240" w:lineRule="auto"/>
+        <w:ind w:left="620" w:hanging="360"/>
+        <w:jc w:val="both"/>
+        <w:rPr>
+          <w:rFonts w:ascii="Times New Roman" w:hAnsi="Times New Roman" w:cs="Times New Roman"/>
+          <w:sz w:val="28"/>
+          <w:szCs w:val="28"/>
+        </w:rPr>
+      </w:pPr>
+      <w:r>
+        <w:rPr>
+          <w:rFonts w:ascii="Times New Roman" w:eastAsia="Times New Roman" w:hAnsi="Times New Roman" w:cs="Times New Roman"/>
+          <w:sz w:val="28"/>
+          <w:szCs w:val="28"/>
         </w:rPr>
         <w:t>5.  Soạn kịch bản trả lời khách hàng khó tính khi thuê freelancer làm SP/DV = [___].</w:t>
       </w:r>
     </w:p>
     <w:p>
       <w:pPr>
-        <w:spacing/>
-        <w:ind w:left="620" w:hanging="360"/>
-        <w:rPr>
-          <w:rFonts w:ascii="Times New Roman" w:hAnsi="Times New Roman" w:cs="Times New Roman"/>
-          <w:sz w:val="28"/>
-          <w:szCs w:val="28"/>
-        </w:rPr>
-      </w:pPr>
-      <w:r>
-        <w:rPr>
-          <w:rFonts w:ascii="Times New Roman" w:hAnsi="Times New Roman" w:eastAsia="Times New Roman"/>
-          <w:sz w:val="28"/>
+        <w:spacing w:before="120" w:after="120" w:line="240" w:lineRule="auto"/>
+        <w:ind w:left="620" w:hanging="360"/>
+        <w:jc w:val="both"/>
+        <w:rPr>
+          <w:rFonts w:ascii="Times New Roman" w:hAnsi="Times New Roman" w:cs="Times New Roman"/>
+          <w:sz w:val="28"/>
+          <w:szCs w:val="28"/>
+        </w:rPr>
+      </w:pPr>
+      <w:r>
+        <w:rPr>
+          <w:rFonts w:ascii="Times New Roman" w:eastAsia="Times New Roman" w:hAnsi="Times New Roman" w:cs="Times New Roman"/>
+          <w:sz w:val="28"/>
+          <w:szCs w:val="28"/>
         </w:rPr>
         <w:t>6.  Viết hướng dẫn tạo portfolio online chuyên nghiệp cho freelancer.</w:t>
       </w:r>
     </w:p>
     <w:p>
       <w:pPr>
-        <w:spacing/>
-        <w:ind w:left="620" w:hanging="360"/>
-        <w:rPr>
-          <w:rFonts w:ascii="Times New Roman" w:hAnsi="Times New Roman" w:cs="Times New Roman"/>
-          <w:sz w:val="28"/>
-          <w:szCs w:val="28"/>
-        </w:rPr>
-      </w:pPr>
-      <w:r>
-        <w:rPr>
-          <w:rFonts w:ascii="Times New Roman" w:hAnsi="Times New Roman" w:eastAsia="Times New Roman"/>
-          <w:sz w:val="28"/>
+        <w:spacing w:before="120" w:after="120" w:line="240" w:lineRule="auto"/>
+        <w:ind w:left="620" w:hanging="360"/>
+        <w:jc w:val="both"/>
+        <w:rPr>
+          <w:rFonts w:ascii="Times New Roman" w:hAnsi="Times New Roman" w:cs="Times New Roman"/>
+          <w:sz w:val="28"/>
+          <w:szCs w:val="28"/>
+        </w:rPr>
+      </w:pPr>
+      <w:r>
+        <w:rPr>
+          <w:rFonts w:ascii="Times New Roman" w:eastAsia="Times New Roman" w:hAnsi="Times New Roman" w:cs="Times New Roman"/>
+          <w:sz w:val="28"/>
+          <w:szCs w:val="28"/>
         </w:rPr>
         <w:t>7.  Hãy viết chiến lược marketing cá nhân cho freelancer trong ngành SP/DV = [___].</w:t>
       </w:r>
     </w:p>
     <w:p>
       <w:pPr>
-        <w:spacing/>
-        <w:ind w:left="620" w:hanging="360"/>
-        <w:rPr>
-          <w:rFonts w:ascii="Times New Roman" w:hAnsi="Times New Roman" w:cs="Times New Roman"/>
-          <w:sz w:val="28"/>
-          <w:szCs w:val="28"/>
-        </w:rPr>
-      </w:pPr>
-      <w:r>
-        <w:rPr>
-          <w:rFonts w:ascii="Times New Roman" w:hAnsi="Times New Roman" w:eastAsia="Times New Roman"/>
-          <w:sz w:val="28"/>
+        <w:spacing w:before="120" w:after="120" w:line="240" w:lineRule="auto"/>
+        <w:ind w:left="620" w:hanging="360"/>
+        <w:jc w:val="both"/>
+        <w:rPr>
+          <w:rFonts w:ascii="Times New Roman" w:hAnsi="Times New Roman" w:cs="Times New Roman"/>
+          <w:sz w:val="28"/>
+          <w:szCs w:val="28"/>
+        </w:rPr>
+      </w:pPr>
+      <w:r>
+        <w:rPr>
+          <w:rFonts w:ascii="Times New Roman" w:eastAsia="Times New Roman" w:hAnsi="Times New Roman" w:cs="Times New Roman"/>
+          <w:sz w:val="28"/>
+          <w:szCs w:val="28"/>
         </w:rPr>
         <w:t>8.  Soạn lộ trình 12 tháng từ freelancer đơn lẻ thành agency nhỏ trong lĩnh vực SP/DV = [___].</w:t>
       </w:r>
     </w:p>
     <w:p>
       <w:pPr>
-        <w:spacing/>
-        <w:ind w:left="620" w:hanging="360"/>
-        <w:rPr>
-          <w:rFonts w:ascii="Times New Roman" w:hAnsi="Times New Roman" w:cs="Times New Roman"/>
-          <w:sz w:val="28"/>
-          <w:szCs w:val="28"/>
-        </w:rPr>
-      </w:pPr>
-      <w:r>
-        <w:rPr>
-          <w:rFonts w:ascii="Times New Roman" w:hAnsi="Times New Roman" w:eastAsia="Times New Roman"/>
-          <w:sz w:val="28"/>
+        <w:spacing w:before="120" w:after="120" w:line="240" w:lineRule="auto"/>
+        <w:ind w:left="620" w:hanging="360"/>
+        <w:jc w:val="both"/>
+        <w:rPr>
+          <w:rFonts w:ascii="Times New Roman" w:hAnsi="Times New Roman" w:cs="Times New Roman"/>
+          <w:sz w:val="28"/>
+          <w:szCs w:val="28"/>
+        </w:rPr>
+      </w:pPr>
+      <w:r>
+        <w:rPr>
+          <w:rFonts w:ascii="Times New Roman" w:eastAsia="Times New Roman" w:hAnsi="Times New Roman" w:cs="Times New Roman"/>
+          <w:sz w:val="28"/>
+          <w:szCs w:val="28"/>
         </w:rPr>
         <w:t>9.  Viết kịch bản thương lượng giá dịch vụ với khách hàng quốc tế khi freelance.</w:t>
       </w:r>
     </w:p>
     <w:p>
       <w:pPr>
-        <w:spacing/>
-        <w:ind w:left="620" w:hanging="360"/>
-        <w:rPr>
-          <w:rFonts w:ascii="Times New Roman" w:hAnsi="Times New Roman" w:cs="Times New Roman"/>
-          <w:sz w:val="28"/>
-          <w:szCs w:val="28"/>
-        </w:rPr>
-      </w:pPr>
-      <w:r>
-        <w:rPr>
-          <w:rFonts w:ascii="Times New Roman" w:hAnsi="Times New Roman" w:eastAsia="Times New Roman"/>
-          <w:sz w:val="28"/>
+        <w:spacing w:before="120" w:after="120" w:line="240" w:lineRule="auto"/>
+        <w:ind w:left="620" w:hanging="360"/>
+        <w:jc w:val="both"/>
+        <w:rPr>
+          <w:rFonts w:ascii="Times New Roman" w:hAnsi="Times New Roman" w:cs="Times New Roman"/>
+          <w:sz w:val="28"/>
+          <w:szCs w:val="28"/>
+        </w:rPr>
+      </w:pPr>
+      <w:r>
+        <w:rPr>
+          <w:rFonts w:ascii="Times New Roman" w:eastAsia="Times New Roman" w:hAnsi="Times New Roman" w:cs="Times New Roman"/>
+          <w:sz w:val="28"/>
+          <w:szCs w:val="28"/>
         </w:rPr>
         <w:t>10.Hãy viết kế hoạch đa dạng hóa nguồn khách hàng cho freelancer trong ngành SP/DV = [___].</w:t>
       </w:r>
     </w:p>
     <w:p>
       <w:pPr>
-        <w:keepNext w:val="0"/>
-        <w:keepLines w:val="0"/>
-        <w:spacing/>
+        <w:spacing w:before="120" w:after="120" w:line="240" w:lineRule="auto"/>
+        <w:jc w:val="both"/>
         <w:rPr>
           <w:rFonts w:ascii="Times New Roman" w:hAnsi="Times New Roman" w:cs="Times New Roman"/>
           <w:b/>
@@ -1079,198 +1194,219 @@
       </w:pPr>
       <w:r>
         <w:rPr>
-          <w:rFonts w:ascii="Times New Roman" w:hAnsi="Times New Roman" w:eastAsia="Times New Roman"/>
+          <w:rFonts w:ascii="Times New Roman" w:eastAsia="Times New Roman" w:hAnsi="Times New Roman" w:cs="Times New Roman"/>
           <w:b/>
           <w:sz w:val="28"/>
+          <w:szCs w:val="28"/>
         </w:rPr>
         <w:t>5. Kiếm tiền từ YouTube, TikTok, Podcast (10 prompt)</w:t>
       </w:r>
     </w:p>
     <w:p>
       <w:pPr>
-        <w:spacing/>
-        <w:ind w:left="620" w:hanging="360"/>
-        <w:rPr>
-          <w:rFonts w:ascii="Times New Roman" w:hAnsi="Times New Roman" w:cs="Times New Roman"/>
-          <w:sz w:val="28"/>
-          <w:szCs w:val="28"/>
-        </w:rPr>
-      </w:pPr>
-      <w:r>
-        <w:rPr>
-          <w:rFonts w:ascii="Times New Roman" w:hAnsi="Times New Roman" w:eastAsia="Times New Roman"/>
-          <w:sz w:val="28"/>
+        <w:spacing w:before="120" w:after="120" w:line="240" w:lineRule="auto"/>
+        <w:ind w:left="620" w:hanging="360"/>
+        <w:jc w:val="both"/>
+        <w:rPr>
+          <w:rFonts w:ascii="Times New Roman" w:hAnsi="Times New Roman" w:cs="Times New Roman"/>
+          <w:sz w:val="28"/>
+          <w:szCs w:val="28"/>
+        </w:rPr>
+      </w:pPr>
+      <w:r>
+        <w:rPr>
+          <w:rFonts w:ascii="Times New Roman" w:eastAsia="Times New Roman" w:hAnsi="Times New Roman" w:cs="Times New Roman"/>
+          <w:sz w:val="28"/>
+          <w:szCs w:val="28"/>
         </w:rPr>
         <w:t>1.  Hãy viết kế hoạch xây dựng kênh YouTube từ con số 0, đạt 100.000 subscriber trong 1 năm.</w:t>
       </w:r>
     </w:p>
     <w:p>
       <w:pPr>
-        <w:spacing/>
-        <w:ind w:left="620" w:hanging="360"/>
-        <w:rPr>
-          <w:rFonts w:ascii="Times New Roman" w:hAnsi="Times New Roman" w:cs="Times New Roman"/>
-          <w:sz w:val="28"/>
-          <w:szCs w:val="28"/>
-        </w:rPr>
-      </w:pPr>
-      <w:r>
-        <w:rPr>
-          <w:rFonts w:ascii="Times New Roman" w:hAnsi="Times New Roman" w:eastAsia="Times New Roman"/>
-          <w:sz w:val="28"/>
+        <w:spacing w:before="120" w:after="120" w:line="240" w:lineRule="auto"/>
+        <w:ind w:left="620" w:hanging="360"/>
+        <w:jc w:val="both"/>
+        <w:rPr>
+          <w:rFonts w:ascii="Times New Roman" w:hAnsi="Times New Roman" w:cs="Times New Roman"/>
+          <w:sz w:val="28"/>
+          <w:szCs w:val="28"/>
+        </w:rPr>
+      </w:pPr>
+      <w:r>
+        <w:rPr>
+          <w:rFonts w:ascii="Times New Roman" w:eastAsia="Times New Roman" w:hAnsi="Times New Roman" w:cs="Times New Roman"/>
+          <w:sz w:val="28"/>
+          <w:szCs w:val="28"/>
         </w:rPr>
         <w:t>2.  Soạn kịch bản 10 video TikTok viral trong lĩnh vực SP/DV = [___].</w:t>
       </w:r>
     </w:p>
     <w:p>
       <w:pPr>
-        <w:spacing/>
-        <w:ind w:left="620" w:hanging="360"/>
-        <w:rPr>
-          <w:rFonts w:ascii="Times New Roman" w:hAnsi="Times New Roman" w:cs="Times New Roman"/>
-          <w:sz w:val="28"/>
-          <w:szCs w:val="28"/>
-        </w:rPr>
-      </w:pPr>
-      <w:r>
-        <w:rPr>
-          <w:rFonts w:ascii="Times New Roman" w:hAnsi="Times New Roman" w:eastAsia="Times New Roman"/>
-          <w:sz w:val="28"/>
+        <w:spacing w:before="120" w:after="120" w:line="240" w:lineRule="auto"/>
+        <w:ind w:left="620" w:hanging="360"/>
+        <w:jc w:val="both"/>
+        <w:rPr>
+          <w:rFonts w:ascii="Times New Roman" w:hAnsi="Times New Roman" w:cs="Times New Roman"/>
+          <w:sz w:val="28"/>
+          <w:szCs w:val="28"/>
+        </w:rPr>
+      </w:pPr>
+      <w:r>
+        <w:rPr>
+          <w:rFonts w:ascii="Times New Roman" w:eastAsia="Times New Roman" w:hAnsi="Times New Roman" w:cs="Times New Roman"/>
+          <w:sz w:val="28"/>
+          <w:szCs w:val="28"/>
         </w:rPr>
         <w:t>3.  Viết chiến lược phát triển kênh Podcast 12 tháng để đạt 50.000 lượt nghe.</w:t>
       </w:r>
     </w:p>
     <w:p>
       <w:pPr>
-        <w:spacing/>
-        <w:ind w:left="620" w:hanging="360"/>
-        <w:rPr>
-          <w:rFonts w:ascii="Times New Roman" w:hAnsi="Times New Roman" w:cs="Times New Roman"/>
-          <w:sz w:val="28"/>
-          <w:szCs w:val="28"/>
-        </w:rPr>
-      </w:pPr>
-      <w:r>
-        <w:rPr>
-          <w:rFonts w:ascii="Times New Roman" w:hAnsi="Times New Roman" w:eastAsia="Times New Roman"/>
-          <w:sz w:val="28"/>
+        <w:spacing w:before="120" w:after="120" w:line="240" w:lineRule="auto"/>
+        <w:ind w:left="620" w:hanging="360"/>
+        <w:jc w:val="both"/>
+        <w:rPr>
+          <w:rFonts w:ascii="Times New Roman" w:hAnsi="Times New Roman" w:cs="Times New Roman"/>
+          <w:sz w:val="28"/>
+          <w:szCs w:val="28"/>
+        </w:rPr>
+      </w:pPr>
+      <w:r>
+        <w:rPr>
+          <w:rFonts w:ascii="Times New Roman" w:eastAsia="Times New Roman" w:hAnsi="Times New Roman" w:cs="Times New Roman"/>
+          <w:sz w:val="28"/>
+          <w:szCs w:val="28"/>
         </w:rPr>
         <w:t>4.  Hãy viết kế hoạch kiếm tiền từ YouTube Shorts với nội dung SP/DV = [___].</w:t>
       </w:r>
     </w:p>
     <w:p>
       <w:pPr>
-        <w:spacing/>
-        <w:ind w:left="620" w:hanging="360"/>
-        <w:rPr>
-          <w:rFonts w:ascii="Times New Roman" w:hAnsi="Times New Roman" w:cs="Times New Roman"/>
-          <w:sz w:val="28"/>
-          <w:szCs w:val="28"/>
-        </w:rPr>
-      </w:pPr>
-      <w:r>
-        <w:rPr>
-          <w:rFonts w:ascii="Times New Roman" w:hAnsi="Times New Roman" w:eastAsia="Times New Roman"/>
-          <w:sz w:val="28"/>
+        <w:spacing w:before="120" w:after="120" w:line="240" w:lineRule="auto"/>
+        <w:ind w:left="620" w:hanging="360"/>
+        <w:jc w:val="both"/>
+        <w:rPr>
+          <w:rFonts w:ascii="Times New Roman" w:hAnsi="Times New Roman" w:cs="Times New Roman"/>
+          <w:sz w:val="28"/>
+          <w:szCs w:val="28"/>
+        </w:rPr>
+      </w:pPr>
+      <w:r>
+        <w:rPr>
+          <w:rFonts w:ascii="Times New Roman" w:eastAsia="Times New Roman" w:hAnsi="Times New Roman" w:cs="Times New Roman"/>
+          <w:sz w:val="28"/>
+          <w:szCs w:val="28"/>
         </w:rPr>
         <w:t>5.  Soạn checklist 20 cách tối ưu video YouTube để tăng view và subscribe.</w:t>
       </w:r>
     </w:p>
     <w:p>
       <w:pPr>
-        <w:spacing/>
-        <w:ind w:left="620" w:hanging="360"/>
-        <w:rPr>
-          <w:rFonts w:ascii="Times New Roman" w:hAnsi="Times New Roman" w:cs="Times New Roman"/>
-          <w:sz w:val="28"/>
-          <w:szCs w:val="28"/>
-        </w:rPr>
-      </w:pPr>
-      <w:r>
-        <w:rPr>
-          <w:rFonts w:ascii="Times New Roman" w:hAnsi="Times New Roman" w:eastAsia="Times New Roman"/>
-          <w:sz w:val="28"/>
+        <w:spacing w:before="120" w:after="120" w:line="240" w:lineRule="auto"/>
+        <w:ind w:left="620" w:hanging="360"/>
+        <w:jc w:val="both"/>
+        <w:rPr>
+          <w:rFonts w:ascii="Times New Roman" w:hAnsi="Times New Roman" w:cs="Times New Roman"/>
+          <w:sz w:val="28"/>
+          <w:szCs w:val="28"/>
+        </w:rPr>
+      </w:pPr>
+      <w:r>
+        <w:rPr>
+          <w:rFonts w:ascii="Times New Roman" w:eastAsia="Times New Roman" w:hAnsi="Times New Roman" w:cs="Times New Roman"/>
+          <w:sz w:val="28"/>
+          <w:szCs w:val="28"/>
         </w:rPr>
         <w:t>6.  Viết kịch bản livestream trên TikTok để tăng doanh thu từ SP/DV = [___].</w:t>
       </w:r>
     </w:p>
     <w:p>
       <w:pPr>
-        <w:spacing/>
-        <w:ind w:left="620" w:hanging="360"/>
-        <w:rPr>
-          <w:rFonts w:ascii="Times New Roman" w:hAnsi="Times New Roman" w:cs="Times New Roman"/>
-          <w:sz w:val="28"/>
-          <w:szCs w:val="28"/>
-        </w:rPr>
-      </w:pPr>
-      <w:r>
-        <w:rPr>
-          <w:rFonts w:ascii="Times New Roman" w:hAnsi="Times New Roman" w:eastAsia="Times New Roman"/>
-          <w:sz w:val="28"/>
-        </w:rPr>
+        <w:spacing w:before="120" w:after="120" w:line="240" w:lineRule="auto"/>
+        <w:ind w:left="620" w:hanging="360"/>
+        <w:jc w:val="both"/>
+        <w:rPr>
+          <w:rFonts w:ascii="Times New Roman" w:hAnsi="Times New Roman" w:cs="Times New Roman"/>
+          <w:sz w:val="28"/>
+          <w:szCs w:val="28"/>
+        </w:rPr>
+      </w:pPr>
+      <w:r>
+        <w:rPr>
+          <w:rFonts w:ascii="Times New Roman" w:eastAsia="Times New Roman" w:hAnsi="Times New Roman" w:cs="Times New Roman"/>
+          <w:sz w:val="28"/>
+          <w:szCs w:val="28"/>
+        </w:rPr>
+        <w:lastRenderedPageBreak/>
         <w:t>7.  Hãy viết chiến lược xây dựng thương hiệu cá nhân trên TikTok trong ngách SP/DV = [___].</w:t>
       </w:r>
     </w:p>
     <w:p>
       <w:pPr>
-        <w:spacing/>
-        <w:ind w:left="620" w:hanging="360"/>
-        <w:rPr>
-          <w:rFonts w:ascii="Times New Roman" w:hAnsi="Times New Roman" w:cs="Times New Roman"/>
-          <w:sz w:val="28"/>
-          <w:szCs w:val="28"/>
-        </w:rPr>
-      </w:pPr>
-      <w:r>
-        <w:rPr>
-          <w:rFonts w:ascii="Times New Roman" w:hAnsi="Times New Roman" w:eastAsia="Times New Roman"/>
-          <w:sz w:val="28"/>
+        <w:spacing w:before="120" w:after="120" w:line="240" w:lineRule="auto"/>
+        <w:ind w:left="620" w:hanging="360"/>
+        <w:jc w:val="both"/>
+        <w:rPr>
+          <w:rFonts w:ascii="Times New Roman" w:hAnsi="Times New Roman" w:cs="Times New Roman"/>
+          <w:sz w:val="28"/>
+          <w:szCs w:val="28"/>
+        </w:rPr>
+      </w:pPr>
+      <w:r>
+        <w:rPr>
+          <w:rFonts w:ascii="Times New Roman" w:eastAsia="Times New Roman" w:hAnsi="Times New Roman" w:cs="Times New Roman"/>
+          <w:sz w:val="28"/>
+          <w:szCs w:val="28"/>
         </w:rPr>
         <w:t>8.  Soạn hướng dẫn kiếm tiền qua tài trợ và quảng cáo khi kênh Podcast phát triển.</w:t>
       </w:r>
     </w:p>
     <w:p>
       <w:pPr>
-        <w:spacing/>
-        <w:ind w:left="620" w:hanging="360"/>
-        <w:rPr>
-          <w:rFonts w:ascii="Times New Roman" w:hAnsi="Times New Roman" w:cs="Times New Roman"/>
-          <w:sz w:val="28"/>
-          <w:szCs w:val="28"/>
-        </w:rPr>
-      </w:pPr>
-      <w:r>
-        <w:rPr>
-          <w:rFonts w:ascii="Times New Roman" w:hAnsi="Times New Roman" w:eastAsia="Times New Roman"/>
-          <w:sz w:val="28"/>
+        <w:spacing w:before="120" w:after="120" w:line="240" w:lineRule="auto"/>
+        <w:ind w:left="620" w:hanging="360"/>
+        <w:jc w:val="both"/>
+        <w:rPr>
+          <w:rFonts w:ascii="Times New Roman" w:hAnsi="Times New Roman" w:cs="Times New Roman"/>
+          <w:sz w:val="28"/>
+          <w:szCs w:val="28"/>
+        </w:rPr>
+      </w:pPr>
+      <w:r>
+        <w:rPr>
+          <w:rFonts w:ascii="Times New Roman" w:eastAsia="Times New Roman" w:hAnsi="Times New Roman" w:cs="Times New Roman"/>
+          <w:sz w:val="28"/>
+          <w:szCs w:val="28"/>
         </w:rPr>
         <w:t>9.  Viết lộ trình kết hợp YouTube + TikTok để tạo hệ sinh thái nội dung kiếm tiền.</w:t>
       </w:r>
     </w:p>
     <w:p>
       <w:pPr>
-        <w:spacing/>
-        <w:ind w:left="620" w:hanging="360"/>
-        <w:rPr>
-          <w:rFonts w:ascii="Times New Roman" w:hAnsi="Times New Roman" w:cs="Times New Roman"/>
-          <w:sz w:val="28"/>
-          <w:szCs w:val="28"/>
-        </w:rPr>
-      </w:pPr>
-      <w:r>
-        <w:rPr>
-          <w:rFonts w:ascii="Times New Roman" w:hAnsi="Times New Roman" w:eastAsia="Times New Roman"/>
-          <w:sz w:val="28"/>
+        <w:spacing w:before="120" w:after="120" w:line="240" w:lineRule="auto"/>
+        <w:ind w:left="620" w:hanging="360"/>
+        <w:jc w:val="both"/>
+        <w:rPr>
+          <w:rFonts w:ascii="Times New Roman" w:hAnsi="Times New Roman" w:cs="Times New Roman"/>
+          <w:sz w:val="28"/>
+          <w:szCs w:val="28"/>
+        </w:rPr>
+      </w:pPr>
+      <w:r>
+        <w:rPr>
+          <w:rFonts w:ascii="Times New Roman" w:eastAsia="Times New Roman" w:hAnsi="Times New Roman" w:cs="Times New Roman"/>
+          <w:sz w:val="28"/>
+          <w:szCs w:val="28"/>
         </w:rPr>
         <w:t>10.Hãy viết chiến lược biến kênh TikTok thành nguồn thu nhập thụ động.</w:t>
       </w:r>
     </w:p>
     <w:p>
       <w:pPr>
-        <w:keepNext w:val="0"/>
-        <w:keepLines w:val="0"/>
-        <w:spacing/>
+        <w:spacing w:before="120" w:after="120" w:line="240" w:lineRule="auto"/>
+        <w:jc w:val="both"/>
         <w:rPr>
           <w:rFonts w:ascii="Times New Roman" w:hAnsi="Times New Roman" w:cs="Times New Roman"/>
           <w:b/>
@@ -1281,198 +1417,218 @@
       </w:pPr>
       <w:r>
         <w:rPr>
-          <w:rFonts w:ascii="Times New Roman" w:hAnsi="Times New Roman" w:eastAsia="Times New Roman"/>
+          <w:rFonts w:ascii="Times New Roman" w:eastAsia="Times New Roman" w:hAnsi="Times New Roman" w:cs="Times New Roman"/>
           <w:b/>
           <w:sz w:val="28"/>
+          <w:szCs w:val="28"/>
         </w:rPr>
         <w:t>6. Kinh doanh thương mại điện tử quốc tế (10 prompt)</w:t>
       </w:r>
     </w:p>
     <w:p>
       <w:pPr>
-        <w:spacing/>
-        <w:ind w:left="620" w:hanging="360"/>
-        <w:rPr>
-          <w:rFonts w:ascii="Times New Roman" w:hAnsi="Times New Roman" w:cs="Times New Roman"/>
-          <w:sz w:val="28"/>
-          <w:szCs w:val="28"/>
-        </w:rPr>
-      </w:pPr>
-      <w:r>
-        <w:rPr>
-          <w:rFonts w:ascii="Times New Roman" w:hAnsi="Times New Roman" w:eastAsia="Times New Roman"/>
-          <w:sz w:val="28"/>
+        <w:spacing w:before="120" w:after="120" w:line="240" w:lineRule="auto"/>
+        <w:ind w:left="620" w:hanging="360"/>
+        <w:jc w:val="both"/>
+        <w:rPr>
+          <w:rFonts w:ascii="Times New Roman" w:hAnsi="Times New Roman" w:cs="Times New Roman"/>
+          <w:sz w:val="28"/>
+          <w:szCs w:val="28"/>
+        </w:rPr>
+      </w:pPr>
+      <w:r>
+        <w:rPr>
+          <w:rFonts w:ascii="Times New Roman" w:eastAsia="Times New Roman" w:hAnsi="Times New Roman" w:cs="Times New Roman"/>
+          <w:sz w:val="28"/>
+          <w:szCs w:val="28"/>
         </w:rPr>
         <w:t>1.  Hãy viết kế hoạch mở cửa hàng Amazon FBA để bán SP/DV = [___], với vốn khởi điểm dưới 5.000 USD.</w:t>
       </w:r>
     </w:p>
     <w:p>
       <w:pPr>
-        <w:spacing/>
-        <w:ind w:left="620" w:hanging="360"/>
-        <w:rPr>
-          <w:rFonts w:ascii="Times New Roman" w:hAnsi="Times New Roman" w:cs="Times New Roman"/>
-          <w:sz w:val="28"/>
-          <w:szCs w:val="28"/>
-        </w:rPr>
-      </w:pPr>
-      <w:r>
-        <w:rPr>
-          <w:rFonts w:ascii="Times New Roman" w:hAnsi="Times New Roman" w:eastAsia="Times New Roman"/>
-          <w:sz w:val="28"/>
+        <w:spacing w:before="120" w:after="120" w:line="240" w:lineRule="auto"/>
+        <w:ind w:left="620" w:hanging="360"/>
+        <w:jc w:val="both"/>
+        <w:rPr>
+          <w:rFonts w:ascii="Times New Roman" w:hAnsi="Times New Roman" w:cs="Times New Roman"/>
+          <w:sz w:val="28"/>
+          <w:szCs w:val="28"/>
+        </w:rPr>
+      </w:pPr>
+      <w:r>
+        <w:rPr>
+          <w:rFonts w:ascii="Times New Roman" w:eastAsia="Times New Roman" w:hAnsi="Times New Roman" w:cs="Times New Roman"/>
+          <w:sz w:val="28"/>
+          <w:szCs w:val="28"/>
         </w:rPr>
         <w:t>2.  Soạn chiến lược bán hàng trên eBay cho SP/DV = [___], tập trung vào thị trường Mỹ.</w:t>
       </w:r>
     </w:p>
     <w:p>
       <w:pPr>
-        <w:spacing/>
-        <w:ind w:left="620" w:hanging="360"/>
-        <w:rPr>
-          <w:rFonts w:ascii="Times New Roman" w:hAnsi="Times New Roman" w:cs="Times New Roman"/>
-          <w:sz w:val="28"/>
-          <w:szCs w:val="28"/>
-        </w:rPr>
-      </w:pPr>
-      <w:r>
-        <w:rPr>
-          <w:rFonts w:ascii="Times New Roman" w:hAnsi="Times New Roman" w:eastAsia="Times New Roman"/>
-          <w:sz w:val="28"/>
+        <w:spacing w:before="120" w:after="120" w:line="240" w:lineRule="auto"/>
+        <w:ind w:left="620" w:hanging="360"/>
+        <w:jc w:val="both"/>
+        <w:rPr>
+          <w:rFonts w:ascii="Times New Roman" w:hAnsi="Times New Roman" w:cs="Times New Roman"/>
+          <w:sz w:val="28"/>
+          <w:szCs w:val="28"/>
+        </w:rPr>
+      </w:pPr>
+      <w:r>
+        <w:rPr>
+          <w:rFonts w:ascii="Times New Roman" w:eastAsia="Times New Roman" w:hAnsi="Times New Roman" w:cs="Times New Roman"/>
+          <w:sz w:val="28"/>
+          <w:szCs w:val="28"/>
         </w:rPr>
         <w:t>3.  Viết lộ trình 12 tháng để đưa SP/DV = [___] lên Alibaba và mở rộng xuất khẩu.</w:t>
       </w:r>
     </w:p>
     <w:p>
       <w:pPr>
-        <w:spacing/>
-        <w:ind w:left="620" w:hanging="360"/>
-        <w:rPr>
-          <w:rFonts w:ascii="Times New Roman" w:hAnsi="Times New Roman" w:cs="Times New Roman"/>
-          <w:sz w:val="28"/>
-          <w:szCs w:val="28"/>
-        </w:rPr>
-      </w:pPr>
-      <w:r>
-        <w:rPr>
-          <w:rFonts w:ascii="Times New Roman" w:hAnsi="Times New Roman" w:eastAsia="Times New Roman"/>
-          <w:sz w:val="28"/>
+        <w:spacing w:before="120" w:after="120" w:line="240" w:lineRule="auto"/>
+        <w:ind w:left="620" w:hanging="360"/>
+        <w:jc w:val="both"/>
+        <w:rPr>
+          <w:rFonts w:ascii="Times New Roman" w:hAnsi="Times New Roman" w:cs="Times New Roman"/>
+          <w:sz w:val="28"/>
+          <w:szCs w:val="28"/>
+        </w:rPr>
+      </w:pPr>
+      <w:r>
+        <w:rPr>
+          <w:rFonts w:ascii="Times New Roman" w:eastAsia="Times New Roman" w:hAnsi="Times New Roman" w:cs="Times New Roman"/>
+          <w:sz w:val="28"/>
+          <w:szCs w:val="28"/>
         </w:rPr>
         <w:t>4.  Hãy viết hướng dẫn tối ưu hình ảnh &amp; mô tả sản phẩm để tăng tỷ lệ chuyển đổi trên Amazon.</w:t>
       </w:r>
     </w:p>
     <w:p>
       <w:pPr>
-        <w:spacing/>
-        <w:ind w:left="620" w:hanging="360"/>
-        <w:rPr>
-          <w:rFonts w:ascii="Times New Roman" w:hAnsi="Times New Roman" w:cs="Times New Roman"/>
-          <w:sz w:val="28"/>
-          <w:szCs w:val="28"/>
-        </w:rPr>
-      </w:pPr>
-      <w:r>
-        <w:rPr>
-          <w:rFonts w:ascii="Times New Roman" w:hAnsi="Times New Roman" w:eastAsia="Times New Roman"/>
-          <w:sz w:val="28"/>
+        <w:spacing w:before="120" w:after="120" w:line="240" w:lineRule="auto"/>
+        <w:ind w:left="620" w:hanging="360"/>
+        <w:jc w:val="both"/>
+        <w:rPr>
+          <w:rFonts w:ascii="Times New Roman" w:hAnsi="Times New Roman" w:cs="Times New Roman"/>
+          <w:sz w:val="28"/>
+          <w:szCs w:val="28"/>
+        </w:rPr>
+      </w:pPr>
+      <w:r>
+        <w:rPr>
+          <w:rFonts w:ascii="Times New Roman" w:eastAsia="Times New Roman" w:hAnsi="Times New Roman" w:cs="Times New Roman"/>
+          <w:sz w:val="28"/>
+          <w:szCs w:val="28"/>
         </w:rPr>
         <w:t>5.  Soạn kế hoạch bán hàng trên Etsy cho sản phẩm thủ công SP/DV = [___].</w:t>
       </w:r>
     </w:p>
     <w:p>
       <w:pPr>
-        <w:spacing/>
-        <w:ind w:left="620" w:hanging="360"/>
-        <w:rPr>
-          <w:rFonts w:ascii="Times New Roman" w:hAnsi="Times New Roman" w:cs="Times New Roman"/>
-          <w:sz w:val="28"/>
-          <w:szCs w:val="28"/>
-        </w:rPr>
-      </w:pPr>
-      <w:r>
-        <w:rPr>
-          <w:rFonts w:ascii="Times New Roman" w:hAnsi="Times New Roman" w:eastAsia="Times New Roman"/>
-          <w:sz w:val="28"/>
+        <w:spacing w:before="120" w:after="120" w:line="240" w:lineRule="auto"/>
+        <w:ind w:left="620" w:hanging="360"/>
+        <w:jc w:val="both"/>
+        <w:rPr>
+          <w:rFonts w:ascii="Times New Roman" w:hAnsi="Times New Roman" w:cs="Times New Roman"/>
+          <w:sz w:val="28"/>
+          <w:szCs w:val="28"/>
+        </w:rPr>
+      </w:pPr>
+      <w:r>
+        <w:rPr>
+          <w:rFonts w:ascii="Times New Roman" w:eastAsia="Times New Roman" w:hAnsi="Times New Roman" w:cs="Times New Roman"/>
+          <w:sz w:val="28"/>
+          <w:szCs w:val="28"/>
         </w:rPr>
         <w:t>6.  Viết chiến lược bán POD (Print on Demand) trên Shopify cho SP/DV = [___].</w:t>
       </w:r>
     </w:p>
     <w:p>
       <w:pPr>
-        <w:spacing/>
-        <w:ind w:left="620" w:hanging="360"/>
-        <w:rPr>
-          <w:rFonts w:ascii="Times New Roman" w:hAnsi="Times New Roman" w:cs="Times New Roman"/>
-          <w:sz w:val="28"/>
-          <w:szCs w:val="28"/>
-        </w:rPr>
-      </w:pPr>
-      <w:r>
-        <w:rPr>
-          <w:rFonts w:ascii="Times New Roman" w:hAnsi="Times New Roman" w:eastAsia="Times New Roman"/>
-          <w:sz w:val="28"/>
+        <w:spacing w:before="120" w:after="120" w:line="240" w:lineRule="auto"/>
+        <w:ind w:left="620" w:hanging="360"/>
+        <w:jc w:val="both"/>
+        <w:rPr>
+          <w:rFonts w:ascii="Times New Roman" w:hAnsi="Times New Roman" w:cs="Times New Roman"/>
+          <w:sz w:val="28"/>
+          <w:szCs w:val="28"/>
+        </w:rPr>
+      </w:pPr>
+      <w:r>
+        <w:rPr>
+          <w:rFonts w:ascii="Times New Roman" w:eastAsia="Times New Roman" w:hAnsi="Times New Roman" w:cs="Times New Roman"/>
+          <w:sz w:val="28"/>
+          <w:szCs w:val="28"/>
         </w:rPr>
         <w:t>7.  Hãy viết lộ trình tạo thương hiệu quốc tế từ SP/DV = [___] qua sàn thương mại điện tử.</w:t>
       </w:r>
     </w:p>
     <w:p>
       <w:pPr>
-        <w:spacing/>
-        <w:ind w:left="620" w:hanging="360"/>
-        <w:rPr>
-          <w:rFonts w:ascii="Times New Roman" w:hAnsi="Times New Roman" w:cs="Times New Roman"/>
-          <w:sz w:val="28"/>
-          <w:szCs w:val="28"/>
-        </w:rPr>
-      </w:pPr>
-      <w:r>
-        <w:rPr>
-          <w:rFonts w:ascii="Times New Roman" w:hAnsi="Times New Roman" w:eastAsia="Times New Roman"/>
-          <w:sz w:val="28"/>
+        <w:spacing w:before="120" w:after="120" w:line="240" w:lineRule="auto"/>
+        <w:ind w:left="620" w:hanging="360"/>
+        <w:jc w:val="both"/>
+        <w:rPr>
+          <w:rFonts w:ascii="Times New Roman" w:hAnsi="Times New Roman" w:cs="Times New Roman"/>
+          <w:sz w:val="28"/>
+          <w:szCs w:val="28"/>
+        </w:rPr>
+      </w:pPr>
+      <w:r>
+        <w:rPr>
+          <w:rFonts w:ascii="Times New Roman" w:eastAsia="Times New Roman" w:hAnsi="Times New Roman" w:cs="Times New Roman"/>
+          <w:sz w:val="28"/>
+          <w:szCs w:val="28"/>
         </w:rPr>
         <w:t>8.  Soạn kịch bản video quảng bá sản phẩm SP/DV = [___] dành riêng cho khách hàng quốc tế.</w:t>
       </w:r>
     </w:p>
     <w:p>
       <w:pPr>
-        <w:spacing/>
-        <w:ind w:left="620" w:hanging="360"/>
-        <w:rPr>
-          <w:rFonts w:ascii="Times New Roman" w:hAnsi="Times New Roman" w:cs="Times New Roman"/>
-          <w:sz w:val="28"/>
-          <w:szCs w:val="28"/>
-        </w:rPr>
-      </w:pPr>
-      <w:r>
-        <w:rPr>
-          <w:rFonts w:ascii="Times New Roman" w:hAnsi="Times New Roman" w:eastAsia="Times New Roman"/>
-          <w:sz w:val="28"/>
+        <w:spacing w:before="120" w:after="120" w:line="240" w:lineRule="auto"/>
+        <w:ind w:left="620" w:hanging="360"/>
+        <w:jc w:val="both"/>
+        <w:rPr>
+          <w:rFonts w:ascii="Times New Roman" w:hAnsi="Times New Roman" w:cs="Times New Roman"/>
+          <w:sz w:val="28"/>
+          <w:szCs w:val="28"/>
+        </w:rPr>
+      </w:pPr>
+      <w:r>
+        <w:rPr>
+          <w:rFonts w:ascii="Times New Roman" w:eastAsia="Times New Roman" w:hAnsi="Times New Roman" w:cs="Times New Roman"/>
+          <w:sz w:val="28"/>
+          <w:szCs w:val="28"/>
         </w:rPr>
         <w:t>9.  Viết hướng dẫn tối ưu SEO trên Amazon để sản phẩm SP/DV = [___] lên top tìm kiếm.</w:t>
       </w:r>
     </w:p>
     <w:p>
       <w:pPr>
-        <w:spacing/>
-        <w:ind w:left="620" w:hanging="360"/>
-        <w:rPr>
-          <w:rFonts w:ascii="Times New Roman" w:hAnsi="Times New Roman" w:cs="Times New Roman"/>
-          <w:sz w:val="28"/>
-          <w:szCs w:val="28"/>
-        </w:rPr>
-      </w:pPr>
-      <w:r>
-        <w:rPr>
-          <w:rFonts w:ascii="Times New Roman" w:hAnsi="Times New Roman" w:eastAsia="Times New Roman"/>
-          <w:sz w:val="28"/>
+        <w:spacing w:before="120" w:after="120" w:line="240" w:lineRule="auto"/>
+        <w:ind w:left="620" w:hanging="360"/>
+        <w:jc w:val="both"/>
+        <w:rPr>
+          <w:rFonts w:ascii="Times New Roman" w:hAnsi="Times New Roman" w:cs="Times New Roman"/>
+          <w:sz w:val="28"/>
+          <w:szCs w:val="28"/>
+        </w:rPr>
+      </w:pPr>
+      <w:r>
+        <w:rPr>
+          <w:rFonts w:ascii="Times New Roman" w:eastAsia="Times New Roman" w:hAnsi="Times New Roman" w:cs="Times New Roman"/>
+          <w:sz w:val="28"/>
+          <w:szCs w:val="28"/>
         </w:rPr>
         <w:t>10.Hãy soạn chiến lược logistics &amp; kho vận cho việc bán SP/DV = [___] ra nước ngoài.</w:t>
       </w:r>
     </w:p>
     <w:p>
       <w:pPr>
-        <w:keepNext w:val="0"/>
-        <w:keepLines w:val="0"/>
-        <w:spacing/>
+        <w:spacing w:before="120" w:after="120" w:line="240" w:lineRule="auto"/>
+        <w:jc w:val="both"/>
         <w:rPr>
           <w:rFonts w:ascii="Times New Roman" w:hAnsi="Times New Roman" w:cs="Times New Roman"/>
           <w:b/>
@@ -1483,198 +1639,219 @@
       </w:pPr>
       <w:r>
         <w:rPr>
-          <w:rFonts w:ascii="Times New Roman" w:hAnsi="Times New Roman" w:eastAsia="Times New Roman"/>
+          <w:rFonts w:ascii="Times New Roman" w:eastAsia="Times New Roman" w:hAnsi="Times New Roman" w:cs="Times New Roman"/>
           <w:b/>
           <w:sz w:val="28"/>
+          <w:szCs w:val="28"/>
         </w:rPr>
         <w:t>7. Thu nhập thụ động (Passive Income) (10 prompt)</w:t>
       </w:r>
     </w:p>
     <w:p>
       <w:pPr>
-        <w:spacing/>
-        <w:ind w:left="620" w:hanging="360"/>
-        <w:rPr>
-          <w:rFonts w:ascii="Times New Roman" w:hAnsi="Times New Roman" w:cs="Times New Roman"/>
-          <w:sz w:val="28"/>
-          <w:szCs w:val="28"/>
-        </w:rPr>
-      </w:pPr>
-      <w:r>
-        <w:rPr>
-          <w:rFonts w:ascii="Times New Roman" w:hAnsi="Times New Roman" w:eastAsia="Times New Roman"/>
-          <w:sz w:val="28"/>
+        <w:spacing w:before="120" w:after="120" w:line="240" w:lineRule="auto"/>
+        <w:ind w:left="620" w:hanging="360"/>
+        <w:jc w:val="both"/>
+        <w:rPr>
+          <w:rFonts w:ascii="Times New Roman" w:hAnsi="Times New Roman" w:cs="Times New Roman"/>
+          <w:sz w:val="28"/>
+          <w:szCs w:val="28"/>
+        </w:rPr>
+      </w:pPr>
+      <w:r>
+        <w:rPr>
+          <w:rFonts w:ascii="Times New Roman" w:eastAsia="Times New Roman" w:hAnsi="Times New Roman" w:cs="Times New Roman"/>
+          <w:sz w:val="28"/>
+          <w:szCs w:val="28"/>
         </w:rPr>
         <w:t>1.  Hãy viết kế hoạch xây dựng nguồn thu nhập thụ động 1.000 USD/tháng từ bất động sản cho thuê.</w:t>
       </w:r>
     </w:p>
     <w:p>
       <w:pPr>
-        <w:spacing/>
-        <w:ind w:left="620" w:hanging="360"/>
-        <w:rPr>
-          <w:rFonts w:ascii="Times New Roman" w:hAnsi="Times New Roman" w:cs="Times New Roman"/>
-          <w:sz w:val="28"/>
-          <w:szCs w:val="28"/>
-        </w:rPr>
-      </w:pPr>
-      <w:r>
-        <w:rPr>
-          <w:rFonts w:ascii="Times New Roman" w:hAnsi="Times New Roman" w:eastAsia="Times New Roman"/>
-          <w:sz w:val="28"/>
+        <w:spacing w:before="120" w:after="120" w:line="240" w:lineRule="auto"/>
+        <w:ind w:left="620" w:hanging="360"/>
+        <w:jc w:val="both"/>
+        <w:rPr>
+          <w:rFonts w:ascii="Times New Roman" w:hAnsi="Times New Roman" w:cs="Times New Roman"/>
+          <w:sz w:val="28"/>
+          <w:szCs w:val="28"/>
+        </w:rPr>
+      </w:pPr>
+      <w:r>
+        <w:rPr>
+          <w:rFonts w:ascii="Times New Roman" w:eastAsia="Times New Roman" w:hAnsi="Times New Roman" w:cs="Times New Roman"/>
+          <w:sz w:val="28"/>
+          <w:szCs w:val="28"/>
         </w:rPr>
         <w:t>2.  Soạn chiến lược tạo thu nhập thụ động bằng cách bán ebook tự viết trong lĩnh vực SP/DV = [___].</w:t>
       </w:r>
     </w:p>
     <w:p>
       <w:pPr>
-        <w:spacing/>
-        <w:ind w:left="620" w:hanging="360"/>
-        <w:rPr>
-          <w:rFonts w:ascii="Times New Roman" w:hAnsi="Times New Roman" w:cs="Times New Roman"/>
-          <w:sz w:val="28"/>
-          <w:szCs w:val="28"/>
-        </w:rPr>
-      </w:pPr>
-      <w:r>
-        <w:rPr>
-          <w:rFonts w:ascii="Times New Roman" w:hAnsi="Times New Roman" w:eastAsia="Times New Roman"/>
-          <w:sz w:val="28"/>
+        <w:spacing w:before="120" w:after="120" w:line="240" w:lineRule="auto"/>
+        <w:ind w:left="620" w:hanging="360"/>
+        <w:jc w:val="both"/>
+        <w:rPr>
+          <w:rFonts w:ascii="Times New Roman" w:hAnsi="Times New Roman" w:cs="Times New Roman"/>
+          <w:sz w:val="28"/>
+          <w:szCs w:val="28"/>
+        </w:rPr>
+      </w:pPr>
+      <w:r>
+        <w:rPr>
+          <w:rFonts w:ascii="Times New Roman" w:eastAsia="Times New Roman" w:hAnsi="Times New Roman" w:cs="Times New Roman"/>
+          <w:sz w:val="28"/>
+          <w:szCs w:val="28"/>
         </w:rPr>
         <w:t>3.  Viết lộ trình đầu tư cổ phiếu nhận cổ tức để đạt 10 triệu/tháng trong 10 năm.</w:t>
       </w:r>
     </w:p>
     <w:p>
       <w:pPr>
-        <w:spacing/>
-        <w:ind w:left="620" w:hanging="360"/>
-        <w:rPr>
-          <w:rFonts w:ascii="Times New Roman" w:hAnsi="Times New Roman" w:cs="Times New Roman"/>
-          <w:sz w:val="28"/>
-          <w:szCs w:val="28"/>
-        </w:rPr>
-      </w:pPr>
-      <w:r>
-        <w:rPr>
-          <w:rFonts w:ascii="Times New Roman" w:hAnsi="Times New Roman" w:eastAsia="Times New Roman"/>
-          <w:sz w:val="28"/>
+        <w:spacing w:before="120" w:after="120" w:line="240" w:lineRule="auto"/>
+        <w:ind w:left="620" w:hanging="360"/>
+        <w:jc w:val="both"/>
+        <w:rPr>
+          <w:rFonts w:ascii="Times New Roman" w:hAnsi="Times New Roman" w:cs="Times New Roman"/>
+          <w:sz w:val="28"/>
+          <w:szCs w:val="28"/>
+        </w:rPr>
+      </w:pPr>
+      <w:r>
+        <w:rPr>
+          <w:rFonts w:ascii="Times New Roman" w:eastAsia="Times New Roman" w:hAnsi="Times New Roman" w:cs="Times New Roman"/>
+          <w:sz w:val="28"/>
+          <w:szCs w:val="28"/>
         </w:rPr>
         <w:t>4.  Hãy viết kế hoạch xây dựng kênh YouTube để tạo thu nhập quảng cáo ổn định.</w:t>
       </w:r>
     </w:p>
     <w:p>
       <w:pPr>
-        <w:spacing/>
-        <w:ind w:left="620" w:hanging="360"/>
-        <w:rPr>
-          <w:rFonts w:ascii="Times New Roman" w:hAnsi="Times New Roman" w:cs="Times New Roman"/>
-          <w:sz w:val="28"/>
-          <w:szCs w:val="28"/>
-        </w:rPr>
-      </w:pPr>
-      <w:r>
-        <w:rPr>
-          <w:rFonts w:ascii="Times New Roman" w:hAnsi="Times New Roman" w:eastAsia="Times New Roman"/>
-          <w:sz w:val="28"/>
+        <w:spacing w:before="120" w:after="120" w:line="240" w:lineRule="auto"/>
+        <w:ind w:left="620" w:hanging="360"/>
+        <w:jc w:val="both"/>
+        <w:rPr>
+          <w:rFonts w:ascii="Times New Roman" w:hAnsi="Times New Roman" w:cs="Times New Roman"/>
+          <w:sz w:val="28"/>
+          <w:szCs w:val="28"/>
+        </w:rPr>
+      </w:pPr>
+      <w:r>
+        <w:rPr>
+          <w:rFonts w:ascii="Times New Roman" w:eastAsia="Times New Roman" w:hAnsi="Times New Roman" w:cs="Times New Roman"/>
+          <w:sz w:val="28"/>
+          <w:szCs w:val="28"/>
         </w:rPr>
         <w:t>5.  Soạn hướng dẫn tạo ứng dụng di động miễn phí và kiếm tiền từ quảng cáo in-app.</w:t>
       </w:r>
     </w:p>
     <w:p>
       <w:pPr>
-        <w:spacing/>
-        <w:ind w:left="620" w:hanging="360"/>
-        <w:rPr>
-          <w:rFonts w:ascii="Times New Roman" w:hAnsi="Times New Roman" w:cs="Times New Roman"/>
-          <w:sz w:val="28"/>
-          <w:szCs w:val="28"/>
-        </w:rPr>
-      </w:pPr>
-      <w:r>
-        <w:rPr>
-          <w:rFonts w:ascii="Times New Roman" w:hAnsi="Times New Roman" w:eastAsia="Times New Roman"/>
-          <w:sz w:val="28"/>
-        </w:rPr>
+        <w:spacing w:before="120" w:after="120" w:line="240" w:lineRule="auto"/>
+        <w:ind w:left="620" w:hanging="360"/>
+        <w:jc w:val="both"/>
+        <w:rPr>
+          <w:rFonts w:ascii="Times New Roman" w:hAnsi="Times New Roman" w:cs="Times New Roman"/>
+          <w:sz w:val="28"/>
+          <w:szCs w:val="28"/>
+        </w:rPr>
+      </w:pPr>
+      <w:r>
+        <w:rPr>
+          <w:rFonts w:ascii="Times New Roman" w:eastAsia="Times New Roman" w:hAnsi="Times New Roman" w:cs="Times New Roman"/>
+          <w:sz w:val="28"/>
+          <w:szCs w:val="28"/>
+        </w:rPr>
+        <w:lastRenderedPageBreak/>
         <w:t>6.  Viết chiến lược xây dựng blog review SP/DV = [___] và kiếm tiền từ affiliate.</w:t>
       </w:r>
     </w:p>
     <w:p>
       <w:pPr>
-        <w:spacing/>
-        <w:ind w:left="620" w:hanging="360"/>
-        <w:rPr>
-          <w:rFonts w:ascii="Times New Roman" w:hAnsi="Times New Roman" w:cs="Times New Roman"/>
-          <w:sz w:val="28"/>
-          <w:szCs w:val="28"/>
-        </w:rPr>
-      </w:pPr>
-      <w:r>
-        <w:rPr>
-          <w:rFonts w:ascii="Times New Roman" w:hAnsi="Times New Roman" w:eastAsia="Times New Roman"/>
-          <w:sz w:val="28"/>
+        <w:spacing w:before="120" w:after="120" w:line="240" w:lineRule="auto"/>
+        <w:ind w:left="620" w:hanging="360"/>
+        <w:jc w:val="both"/>
+        <w:rPr>
+          <w:rFonts w:ascii="Times New Roman" w:hAnsi="Times New Roman" w:cs="Times New Roman"/>
+          <w:sz w:val="28"/>
+          <w:szCs w:val="28"/>
+        </w:rPr>
+      </w:pPr>
+      <w:r>
+        <w:rPr>
+          <w:rFonts w:ascii="Times New Roman" w:eastAsia="Times New Roman" w:hAnsi="Times New Roman" w:cs="Times New Roman"/>
+          <w:sz w:val="28"/>
+          <w:szCs w:val="28"/>
         </w:rPr>
         <w:t>7.  Hãy viết kế hoạch tự động hóa bán hàng online với SP/DV = [___] để tạo thu nhập thụ động.</w:t>
       </w:r>
     </w:p>
     <w:p>
       <w:pPr>
-        <w:spacing/>
-        <w:ind w:left="620" w:hanging="360"/>
-        <w:rPr>
-          <w:rFonts w:ascii="Times New Roman" w:hAnsi="Times New Roman" w:cs="Times New Roman"/>
-          <w:sz w:val="28"/>
-          <w:szCs w:val="28"/>
-        </w:rPr>
-      </w:pPr>
-      <w:r>
-        <w:rPr>
-          <w:rFonts w:ascii="Times New Roman" w:hAnsi="Times New Roman" w:eastAsia="Times New Roman"/>
-          <w:sz w:val="28"/>
+        <w:spacing w:before="120" w:after="120" w:line="240" w:lineRule="auto"/>
+        <w:ind w:left="620" w:hanging="360"/>
+        <w:jc w:val="both"/>
+        <w:rPr>
+          <w:rFonts w:ascii="Times New Roman" w:hAnsi="Times New Roman" w:cs="Times New Roman"/>
+          <w:sz w:val="28"/>
+          <w:szCs w:val="28"/>
+        </w:rPr>
+      </w:pPr>
+      <w:r>
+        <w:rPr>
+          <w:rFonts w:ascii="Times New Roman" w:eastAsia="Times New Roman" w:hAnsi="Times New Roman" w:cs="Times New Roman"/>
+          <w:sz w:val="28"/>
+          <w:szCs w:val="28"/>
         </w:rPr>
         <w:t>8.  Soạn lộ trình xây dựng portfolio bất động sản nhỏ để tạo dòng tiền ổn định.</w:t>
       </w:r>
     </w:p>
     <w:p>
       <w:pPr>
-        <w:spacing/>
-        <w:ind w:left="620" w:hanging="360"/>
-        <w:rPr>
-          <w:rFonts w:ascii="Times New Roman" w:hAnsi="Times New Roman" w:cs="Times New Roman"/>
-          <w:sz w:val="28"/>
-          <w:szCs w:val="28"/>
-        </w:rPr>
-      </w:pPr>
-      <w:r>
-        <w:rPr>
-          <w:rFonts w:ascii="Times New Roman" w:hAnsi="Times New Roman" w:eastAsia="Times New Roman"/>
-          <w:sz w:val="28"/>
+        <w:spacing w:before="120" w:after="120" w:line="240" w:lineRule="auto"/>
+        <w:ind w:left="620" w:hanging="360"/>
+        <w:jc w:val="both"/>
+        <w:rPr>
+          <w:rFonts w:ascii="Times New Roman" w:hAnsi="Times New Roman" w:cs="Times New Roman"/>
+          <w:sz w:val="28"/>
+          <w:szCs w:val="28"/>
+        </w:rPr>
+      </w:pPr>
+      <w:r>
+        <w:rPr>
+          <w:rFonts w:ascii="Times New Roman" w:eastAsia="Times New Roman" w:hAnsi="Times New Roman" w:cs="Times New Roman"/>
+          <w:sz w:val="28"/>
+          <w:szCs w:val="28"/>
         </w:rPr>
         <w:t>9.  Viết hướng dẫn đầu tư quỹ ETF để tạo thu nhập thụ động dài hạn.</w:t>
       </w:r>
     </w:p>
     <w:p>
       <w:pPr>
-        <w:spacing/>
-        <w:ind w:left="620" w:hanging="360"/>
-        <w:rPr>
-          <w:rFonts w:ascii="Times New Roman" w:hAnsi="Times New Roman" w:cs="Times New Roman"/>
-          <w:sz w:val="28"/>
-          <w:szCs w:val="28"/>
-        </w:rPr>
-      </w:pPr>
-      <w:r>
-        <w:rPr>
-          <w:rFonts w:ascii="Times New Roman" w:hAnsi="Times New Roman" w:eastAsia="Times New Roman"/>
-          <w:sz w:val="28"/>
+        <w:spacing w:before="120" w:after="120" w:line="240" w:lineRule="auto"/>
+        <w:ind w:left="620" w:hanging="360"/>
+        <w:jc w:val="both"/>
+        <w:rPr>
+          <w:rFonts w:ascii="Times New Roman" w:hAnsi="Times New Roman" w:cs="Times New Roman"/>
+          <w:sz w:val="28"/>
+          <w:szCs w:val="28"/>
+        </w:rPr>
+      </w:pPr>
+      <w:r>
+        <w:rPr>
+          <w:rFonts w:ascii="Times New Roman" w:eastAsia="Times New Roman" w:hAnsi="Times New Roman" w:cs="Times New Roman"/>
+          <w:sz w:val="28"/>
+          <w:szCs w:val="28"/>
         </w:rPr>
         <w:t>10.Hãy soạn chiến lược kết hợp AI &amp; automation để tạo hệ thống thu nhập thụ động từ SP/DV = [___].</w:t>
       </w:r>
     </w:p>
     <w:p>
       <w:pPr>
-        <w:keepNext w:val="0"/>
-        <w:keepLines w:val="0"/>
-        <w:spacing/>
+        <w:spacing w:before="120" w:after="120" w:line="240" w:lineRule="auto"/>
+        <w:jc w:val="both"/>
         <w:rPr>
           <w:rFonts w:ascii="Times New Roman" w:hAnsi="Times New Roman" w:cs="Times New Roman"/>
           <w:b/>
@@ -1685,198 +1862,218 @@
       </w:pPr>
       <w:r>
         <w:rPr>
-          <w:rFonts w:ascii="Times New Roman" w:hAnsi="Times New Roman" w:eastAsia="Times New Roman"/>
+          <w:rFonts w:ascii="Times New Roman" w:eastAsia="Times New Roman" w:hAnsi="Times New Roman" w:cs="Times New Roman"/>
           <w:b/>
           <w:sz w:val="28"/>
+          <w:szCs w:val="28"/>
         </w:rPr>
         <w:t>8. Kinh doanh nội dung số (10 prompt)</w:t>
       </w:r>
     </w:p>
     <w:p>
       <w:pPr>
-        <w:spacing/>
-        <w:ind w:left="620" w:hanging="360"/>
-        <w:rPr>
-          <w:rFonts w:ascii="Times New Roman" w:hAnsi="Times New Roman" w:cs="Times New Roman"/>
-          <w:sz w:val="28"/>
-          <w:szCs w:val="28"/>
-        </w:rPr>
-      </w:pPr>
-      <w:r>
-        <w:rPr>
-          <w:rFonts w:ascii="Times New Roman" w:hAnsi="Times New Roman" w:eastAsia="Times New Roman"/>
-          <w:sz w:val="28"/>
+        <w:spacing w:before="120" w:after="120" w:line="240" w:lineRule="auto"/>
+        <w:ind w:left="620" w:hanging="360"/>
+        <w:jc w:val="both"/>
+        <w:rPr>
+          <w:rFonts w:ascii="Times New Roman" w:hAnsi="Times New Roman" w:cs="Times New Roman"/>
+          <w:sz w:val="28"/>
+          <w:szCs w:val="28"/>
+        </w:rPr>
+      </w:pPr>
+      <w:r>
+        <w:rPr>
+          <w:rFonts w:ascii="Times New Roman" w:eastAsia="Times New Roman" w:hAnsi="Times New Roman" w:cs="Times New Roman"/>
+          <w:sz w:val="28"/>
+          <w:szCs w:val="28"/>
         </w:rPr>
         <w:t>1.  Hãy viết kế hoạch bán bộ slide/thuyết trình mẫu trong lĩnh vực SP/DV = [___].</w:t>
       </w:r>
     </w:p>
     <w:p>
       <w:pPr>
-        <w:spacing/>
-        <w:ind w:left="620" w:hanging="360"/>
-        <w:rPr>
-          <w:rFonts w:ascii="Times New Roman" w:hAnsi="Times New Roman" w:cs="Times New Roman"/>
-          <w:sz w:val="28"/>
-          <w:szCs w:val="28"/>
-        </w:rPr>
-      </w:pPr>
-      <w:r>
-        <w:rPr>
-          <w:rFonts w:ascii="Times New Roman" w:hAnsi="Times New Roman" w:eastAsia="Times New Roman"/>
-          <w:sz w:val="28"/>
+        <w:spacing w:before="120" w:after="120" w:line="240" w:lineRule="auto"/>
+        <w:ind w:left="620" w:hanging="360"/>
+        <w:jc w:val="both"/>
+        <w:rPr>
+          <w:rFonts w:ascii="Times New Roman" w:hAnsi="Times New Roman" w:cs="Times New Roman"/>
+          <w:sz w:val="28"/>
+          <w:szCs w:val="28"/>
+        </w:rPr>
+      </w:pPr>
+      <w:r>
+        <w:rPr>
+          <w:rFonts w:ascii="Times New Roman" w:eastAsia="Times New Roman" w:hAnsi="Times New Roman" w:cs="Times New Roman"/>
+          <w:sz w:val="28"/>
+          <w:szCs w:val="28"/>
         </w:rPr>
         <w:t>2.  Soạn chiến lược tạo khóa học mini 1 giờ và bán trên nền tảng online.</w:t>
       </w:r>
     </w:p>
     <w:p>
       <w:pPr>
-        <w:spacing/>
-        <w:ind w:left="620" w:hanging="360"/>
-        <w:rPr>
-          <w:rFonts w:ascii="Times New Roman" w:hAnsi="Times New Roman" w:cs="Times New Roman"/>
-          <w:sz w:val="28"/>
-          <w:szCs w:val="28"/>
-        </w:rPr>
-      </w:pPr>
-      <w:r>
-        <w:rPr>
-          <w:rFonts w:ascii="Times New Roman" w:hAnsi="Times New Roman" w:eastAsia="Times New Roman"/>
-          <w:sz w:val="28"/>
+        <w:spacing w:before="120" w:after="120" w:line="240" w:lineRule="auto"/>
+        <w:ind w:left="620" w:hanging="360"/>
+        <w:jc w:val="both"/>
+        <w:rPr>
+          <w:rFonts w:ascii="Times New Roman" w:hAnsi="Times New Roman" w:cs="Times New Roman"/>
+          <w:sz w:val="28"/>
+          <w:szCs w:val="28"/>
+        </w:rPr>
+      </w:pPr>
+      <w:r>
+        <w:rPr>
+          <w:rFonts w:ascii="Times New Roman" w:eastAsia="Times New Roman" w:hAnsi="Times New Roman" w:cs="Times New Roman"/>
+          <w:sz w:val="28"/>
+          <w:szCs w:val="28"/>
         </w:rPr>
         <w:t>3.  Viết lộ trình 90 ngày để xây dựng thương hiệu cá nhân chuyên gia trong SP/DV = [___].</w:t>
       </w:r>
     </w:p>
     <w:p>
       <w:pPr>
-        <w:spacing/>
-        <w:ind w:left="620" w:hanging="360"/>
-        <w:rPr>
-          <w:rFonts w:ascii="Times New Roman" w:hAnsi="Times New Roman" w:cs="Times New Roman"/>
-          <w:sz w:val="28"/>
-          <w:szCs w:val="28"/>
-        </w:rPr>
-      </w:pPr>
-      <w:r>
-        <w:rPr>
-          <w:rFonts w:ascii="Times New Roman" w:hAnsi="Times New Roman" w:eastAsia="Times New Roman"/>
-          <w:sz w:val="28"/>
+        <w:spacing w:before="120" w:after="120" w:line="240" w:lineRule="auto"/>
+        <w:ind w:left="620" w:hanging="360"/>
+        <w:jc w:val="both"/>
+        <w:rPr>
+          <w:rFonts w:ascii="Times New Roman" w:hAnsi="Times New Roman" w:cs="Times New Roman"/>
+          <w:sz w:val="28"/>
+          <w:szCs w:val="28"/>
+        </w:rPr>
+      </w:pPr>
+      <w:r>
+        <w:rPr>
+          <w:rFonts w:ascii="Times New Roman" w:eastAsia="Times New Roman" w:hAnsi="Times New Roman" w:cs="Times New Roman"/>
+          <w:sz w:val="28"/>
+          <w:szCs w:val="28"/>
         </w:rPr>
         <w:t>4.  Hãy viết kế hoạch xây dựng cộng đồng trả phí (membership) xung quanh SP/DV = [___].</w:t>
       </w:r>
     </w:p>
     <w:p>
       <w:pPr>
-        <w:spacing/>
-        <w:ind w:left="620" w:hanging="360"/>
-        <w:rPr>
-          <w:rFonts w:ascii="Times New Roman" w:hAnsi="Times New Roman" w:cs="Times New Roman"/>
-          <w:sz w:val="28"/>
-          <w:szCs w:val="28"/>
-        </w:rPr>
-      </w:pPr>
-      <w:r>
-        <w:rPr>
-          <w:rFonts w:ascii="Times New Roman" w:hAnsi="Times New Roman" w:eastAsia="Times New Roman"/>
-          <w:sz w:val="28"/>
+        <w:spacing w:before="120" w:after="120" w:line="240" w:lineRule="auto"/>
+        <w:ind w:left="620" w:hanging="360"/>
+        <w:jc w:val="both"/>
+        <w:rPr>
+          <w:rFonts w:ascii="Times New Roman" w:hAnsi="Times New Roman" w:cs="Times New Roman"/>
+          <w:sz w:val="28"/>
+          <w:szCs w:val="28"/>
+        </w:rPr>
+      </w:pPr>
+      <w:r>
+        <w:rPr>
+          <w:rFonts w:ascii="Times New Roman" w:eastAsia="Times New Roman" w:hAnsi="Times New Roman" w:cs="Times New Roman"/>
+          <w:sz w:val="28"/>
+          <w:szCs w:val="28"/>
         </w:rPr>
         <w:t>5.  Soạn kịch bản webinar 60 phút để dạy kiến thức và upsell gói cao cấp liên quan đến SP/DV = [___].</w:t>
       </w:r>
     </w:p>
     <w:p>
       <w:pPr>
-        <w:spacing/>
-        <w:ind w:left="620" w:hanging="360"/>
-        <w:rPr>
-          <w:rFonts w:ascii="Times New Roman" w:hAnsi="Times New Roman" w:cs="Times New Roman"/>
-          <w:sz w:val="28"/>
-          <w:szCs w:val="28"/>
-        </w:rPr>
-      </w:pPr>
-      <w:r>
-        <w:rPr>
-          <w:rFonts w:ascii="Times New Roman" w:hAnsi="Times New Roman" w:eastAsia="Times New Roman"/>
-          <w:sz w:val="28"/>
+        <w:spacing w:before="120" w:after="120" w:line="240" w:lineRule="auto"/>
+        <w:ind w:left="620" w:hanging="360"/>
+        <w:jc w:val="both"/>
+        <w:rPr>
+          <w:rFonts w:ascii="Times New Roman" w:hAnsi="Times New Roman" w:cs="Times New Roman"/>
+          <w:sz w:val="28"/>
+          <w:szCs w:val="28"/>
+        </w:rPr>
+      </w:pPr>
+      <w:r>
+        <w:rPr>
+          <w:rFonts w:ascii="Times New Roman" w:eastAsia="Times New Roman" w:hAnsi="Times New Roman" w:cs="Times New Roman"/>
+          <w:sz w:val="28"/>
+          <w:szCs w:val="28"/>
         </w:rPr>
         <w:t>6.  Viết hướng dẫn tạo series video trả phí cho học viên quan tâm đến SP/DV = [___].</w:t>
       </w:r>
     </w:p>
     <w:p>
       <w:pPr>
-        <w:spacing/>
-        <w:ind w:left="620" w:hanging="360"/>
-        <w:rPr>
-          <w:rFonts w:ascii="Times New Roman" w:hAnsi="Times New Roman" w:cs="Times New Roman"/>
-          <w:sz w:val="28"/>
-          <w:szCs w:val="28"/>
-        </w:rPr>
-      </w:pPr>
-      <w:r>
-        <w:rPr>
-          <w:rFonts w:ascii="Times New Roman" w:hAnsi="Times New Roman" w:eastAsia="Times New Roman"/>
-          <w:sz w:val="28"/>
+        <w:spacing w:before="120" w:after="120" w:line="240" w:lineRule="auto"/>
+        <w:ind w:left="620" w:hanging="360"/>
+        <w:jc w:val="both"/>
+        <w:rPr>
+          <w:rFonts w:ascii="Times New Roman" w:hAnsi="Times New Roman" w:cs="Times New Roman"/>
+          <w:sz w:val="28"/>
+          <w:szCs w:val="28"/>
+        </w:rPr>
+      </w:pPr>
+      <w:r>
+        <w:rPr>
+          <w:rFonts w:ascii="Times New Roman" w:eastAsia="Times New Roman" w:hAnsi="Times New Roman" w:cs="Times New Roman"/>
+          <w:sz w:val="28"/>
+          <w:szCs w:val="28"/>
         </w:rPr>
         <w:t>7.  Hãy viết kế hoạch xây dựng podcast premium với nội dung chuyên sâu về SP/DV = [___].</w:t>
       </w:r>
     </w:p>
     <w:p>
       <w:pPr>
-        <w:spacing/>
-        <w:ind w:left="620" w:hanging="360"/>
-        <w:rPr>
-          <w:rFonts w:ascii="Times New Roman" w:hAnsi="Times New Roman" w:cs="Times New Roman"/>
-          <w:sz w:val="28"/>
-          <w:szCs w:val="28"/>
-        </w:rPr>
-      </w:pPr>
-      <w:r>
-        <w:rPr>
-          <w:rFonts w:ascii="Times New Roman" w:hAnsi="Times New Roman" w:eastAsia="Times New Roman"/>
-          <w:sz w:val="28"/>
+        <w:spacing w:before="120" w:after="120" w:line="240" w:lineRule="auto"/>
+        <w:ind w:left="620" w:hanging="360"/>
+        <w:jc w:val="both"/>
+        <w:rPr>
+          <w:rFonts w:ascii="Times New Roman" w:hAnsi="Times New Roman" w:cs="Times New Roman"/>
+          <w:sz w:val="28"/>
+          <w:szCs w:val="28"/>
+        </w:rPr>
+      </w:pPr>
+      <w:r>
+        <w:rPr>
+          <w:rFonts w:ascii="Times New Roman" w:eastAsia="Times New Roman" w:hAnsi="Times New Roman" w:cs="Times New Roman"/>
+          <w:sz w:val="28"/>
+          <w:szCs w:val="28"/>
         </w:rPr>
         <w:t>8.  Soạn ý tưởng kinh doanh bán template Excel/Google Sheet cho ngành SP/DV = [___].</w:t>
       </w:r>
     </w:p>
     <w:p>
       <w:pPr>
-        <w:spacing/>
-        <w:ind w:left="620" w:hanging="360"/>
-        <w:rPr>
-          <w:rFonts w:ascii="Times New Roman" w:hAnsi="Times New Roman" w:cs="Times New Roman"/>
-          <w:sz w:val="28"/>
-          <w:szCs w:val="28"/>
-        </w:rPr>
-      </w:pPr>
-      <w:r>
-        <w:rPr>
-          <w:rFonts w:ascii="Times New Roman" w:hAnsi="Times New Roman" w:eastAsia="Times New Roman"/>
-          <w:sz w:val="28"/>
+        <w:spacing w:before="120" w:after="120" w:line="240" w:lineRule="auto"/>
+        <w:ind w:left="620" w:hanging="360"/>
+        <w:jc w:val="both"/>
+        <w:rPr>
+          <w:rFonts w:ascii="Times New Roman" w:hAnsi="Times New Roman" w:cs="Times New Roman"/>
+          <w:sz w:val="28"/>
+          <w:szCs w:val="28"/>
+        </w:rPr>
+      </w:pPr>
+      <w:r>
+        <w:rPr>
+          <w:rFonts w:ascii="Times New Roman" w:eastAsia="Times New Roman" w:hAnsi="Times New Roman" w:cs="Times New Roman"/>
+          <w:sz w:val="28"/>
+          <w:szCs w:val="28"/>
         </w:rPr>
         <w:t>9.  Viết lộ trình xuất bản sách điện tử và tự phát hành trên Amazon Kindle.</w:t>
       </w:r>
     </w:p>
     <w:p>
       <w:pPr>
-        <w:spacing/>
-        <w:ind w:left="620" w:hanging="360"/>
-        <w:rPr>
-          <w:rFonts w:ascii="Times New Roman" w:hAnsi="Times New Roman" w:cs="Times New Roman"/>
-          <w:sz w:val="28"/>
-          <w:szCs w:val="28"/>
-        </w:rPr>
-      </w:pPr>
-      <w:r>
-        <w:rPr>
-          <w:rFonts w:ascii="Times New Roman" w:hAnsi="Times New Roman" w:eastAsia="Times New Roman"/>
-          <w:sz w:val="28"/>
+        <w:spacing w:before="120" w:after="120" w:line="240" w:lineRule="auto"/>
+        <w:ind w:left="620" w:hanging="360"/>
+        <w:jc w:val="both"/>
+        <w:rPr>
+          <w:rFonts w:ascii="Times New Roman" w:hAnsi="Times New Roman" w:cs="Times New Roman"/>
+          <w:sz w:val="28"/>
+          <w:szCs w:val="28"/>
+        </w:rPr>
+      </w:pPr>
+      <w:r>
+        <w:rPr>
+          <w:rFonts w:ascii="Times New Roman" w:eastAsia="Times New Roman" w:hAnsi="Times New Roman" w:cs="Times New Roman"/>
+          <w:sz w:val="28"/>
+          <w:szCs w:val="28"/>
         </w:rPr>
         <w:t>10.Hãy viết chiến lược tạo chuỗi nội dung “micro-learning” để bán cho doanh nghiệp quan tâm đến SP/DV = [___].</w:t>
       </w:r>
     </w:p>
     <w:p>
       <w:pPr>
-        <w:keepNext w:val="0"/>
-        <w:keepLines w:val="0"/>
-        <w:spacing/>
+        <w:spacing w:before="120" w:after="120" w:line="240" w:lineRule="auto"/>
+        <w:jc w:val="both"/>
         <w:rPr>
           <w:rFonts w:ascii="Times New Roman" w:hAnsi="Times New Roman" w:cs="Times New Roman"/>
           <w:b/>
@@ -1887,198 +2084,219 @@
       </w:pPr>
       <w:r>
         <w:rPr>
-          <w:rFonts w:ascii="Times New Roman" w:hAnsi="Times New Roman" w:eastAsia="Times New Roman"/>
+          <w:rFonts w:ascii="Times New Roman" w:eastAsia="Times New Roman" w:hAnsi="Times New Roman" w:cs="Times New Roman"/>
           <w:b/>
           <w:sz w:val="28"/>
+          <w:szCs w:val="28"/>
         </w:rPr>
         <w:t>9. Kiếm tiền từ công nghệ mới (10 prompt)</w:t>
       </w:r>
     </w:p>
     <w:p>
       <w:pPr>
-        <w:spacing/>
-        <w:ind w:left="620" w:hanging="360"/>
-        <w:rPr>
-          <w:rFonts w:ascii="Times New Roman" w:hAnsi="Times New Roman" w:cs="Times New Roman"/>
-          <w:sz w:val="28"/>
-          <w:szCs w:val="28"/>
-        </w:rPr>
-      </w:pPr>
-      <w:r>
-        <w:rPr>
-          <w:rFonts w:ascii="Times New Roman" w:hAnsi="Times New Roman" w:eastAsia="Times New Roman"/>
-          <w:sz w:val="28"/>
+        <w:spacing w:before="120" w:after="120" w:line="240" w:lineRule="auto"/>
+        <w:ind w:left="620" w:hanging="360"/>
+        <w:jc w:val="both"/>
+        <w:rPr>
+          <w:rFonts w:ascii="Times New Roman" w:hAnsi="Times New Roman" w:cs="Times New Roman"/>
+          <w:sz w:val="28"/>
+          <w:szCs w:val="28"/>
+        </w:rPr>
+      </w:pPr>
+      <w:r>
+        <w:rPr>
+          <w:rFonts w:ascii="Times New Roman" w:eastAsia="Times New Roman" w:hAnsi="Times New Roman" w:cs="Times New Roman"/>
+          <w:sz w:val="28"/>
+          <w:szCs w:val="28"/>
         </w:rPr>
         <w:t>1.  Hãy viết kế hoạch khai thác AI để tạo sản phẩm số liên quan đến SP/DV = [___].</w:t>
       </w:r>
     </w:p>
     <w:p>
       <w:pPr>
-        <w:spacing/>
-        <w:ind w:left="620" w:hanging="360"/>
-        <w:rPr>
-          <w:rFonts w:ascii="Times New Roman" w:hAnsi="Times New Roman" w:cs="Times New Roman"/>
-          <w:sz w:val="28"/>
-          <w:szCs w:val="28"/>
-        </w:rPr>
-      </w:pPr>
-      <w:r>
-        <w:rPr>
-          <w:rFonts w:ascii="Times New Roman" w:hAnsi="Times New Roman" w:eastAsia="Times New Roman"/>
-          <w:sz w:val="28"/>
+        <w:spacing w:before="120" w:after="120" w:line="240" w:lineRule="auto"/>
+        <w:ind w:left="620" w:hanging="360"/>
+        <w:jc w:val="both"/>
+        <w:rPr>
+          <w:rFonts w:ascii="Times New Roman" w:hAnsi="Times New Roman" w:cs="Times New Roman"/>
+          <w:sz w:val="28"/>
+          <w:szCs w:val="28"/>
+        </w:rPr>
+      </w:pPr>
+      <w:r>
+        <w:rPr>
+          <w:rFonts w:ascii="Times New Roman" w:eastAsia="Times New Roman" w:hAnsi="Times New Roman" w:cs="Times New Roman"/>
+          <w:sz w:val="28"/>
+          <w:szCs w:val="28"/>
         </w:rPr>
         <w:t>2.  Soạn chiến lược kiếm tiền từ chatbot AI tùy chỉnh phục vụ ngành SP/DV = [___].</w:t>
       </w:r>
     </w:p>
     <w:p>
       <w:pPr>
-        <w:spacing/>
-        <w:ind w:left="620" w:hanging="360"/>
-        <w:rPr>
-          <w:rFonts w:ascii="Times New Roman" w:hAnsi="Times New Roman" w:cs="Times New Roman"/>
-          <w:sz w:val="28"/>
-          <w:szCs w:val="28"/>
-        </w:rPr>
-      </w:pPr>
-      <w:r>
-        <w:rPr>
-          <w:rFonts w:ascii="Times New Roman" w:hAnsi="Times New Roman" w:eastAsia="Times New Roman"/>
-          <w:sz w:val="28"/>
+        <w:spacing w:before="120" w:after="120" w:line="240" w:lineRule="auto"/>
+        <w:ind w:left="620" w:hanging="360"/>
+        <w:jc w:val="both"/>
+        <w:rPr>
+          <w:rFonts w:ascii="Times New Roman" w:hAnsi="Times New Roman" w:cs="Times New Roman"/>
+          <w:sz w:val="28"/>
+          <w:szCs w:val="28"/>
+        </w:rPr>
+      </w:pPr>
+      <w:r>
+        <w:rPr>
+          <w:rFonts w:ascii="Times New Roman" w:eastAsia="Times New Roman" w:hAnsi="Times New Roman" w:cs="Times New Roman"/>
+          <w:sz w:val="28"/>
+          <w:szCs w:val="28"/>
         </w:rPr>
         <w:t>3.  Viết lộ trình kiếm tiền từ việc xây dựng ứng dụng nhỏ bằng no-code/low-code.</w:t>
       </w:r>
     </w:p>
     <w:p>
       <w:pPr>
-        <w:spacing/>
-        <w:ind w:left="620" w:hanging="360"/>
-        <w:rPr>
-          <w:rFonts w:ascii="Times New Roman" w:hAnsi="Times New Roman" w:cs="Times New Roman"/>
-          <w:sz w:val="28"/>
-          <w:szCs w:val="28"/>
-        </w:rPr>
-      </w:pPr>
-      <w:r>
-        <w:rPr>
-          <w:rFonts w:ascii="Times New Roman" w:hAnsi="Times New Roman" w:eastAsia="Times New Roman"/>
-          <w:sz w:val="28"/>
+        <w:spacing w:before="120" w:after="120" w:line="240" w:lineRule="auto"/>
+        <w:ind w:left="620" w:hanging="360"/>
+        <w:jc w:val="both"/>
+        <w:rPr>
+          <w:rFonts w:ascii="Times New Roman" w:hAnsi="Times New Roman" w:cs="Times New Roman"/>
+          <w:sz w:val="28"/>
+          <w:szCs w:val="28"/>
+        </w:rPr>
+      </w:pPr>
+      <w:r>
+        <w:rPr>
+          <w:rFonts w:ascii="Times New Roman" w:eastAsia="Times New Roman" w:hAnsi="Times New Roman" w:cs="Times New Roman"/>
+          <w:sz w:val="28"/>
+          <w:szCs w:val="28"/>
         </w:rPr>
         <w:t>4.  Hãy viết kế hoạch tạo NFT liên quan đến SP/DV = [___] và bán trên OpenSea.</w:t>
       </w:r>
     </w:p>
     <w:p>
       <w:pPr>
-        <w:spacing/>
-        <w:ind w:left="620" w:hanging="360"/>
-        <w:rPr>
-          <w:rFonts w:ascii="Times New Roman" w:hAnsi="Times New Roman" w:cs="Times New Roman"/>
-          <w:sz w:val="28"/>
-          <w:szCs w:val="28"/>
-        </w:rPr>
-      </w:pPr>
-      <w:r>
-        <w:rPr>
-          <w:rFonts w:ascii="Times New Roman" w:hAnsi="Times New Roman" w:eastAsia="Times New Roman"/>
-          <w:sz w:val="28"/>
+        <w:spacing w:before="120" w:after="120" w:line="240" w:lineRule="auto"/>
+        <w:ind w:left="620" w:hanging="360"/>
+        <w:jc w:val="both"/>
+        <w:rPr>
+          <w:rFonts w:ascii="Times New Roman" w:hAnsi="Times New Roman" w:cs="Times New Roman"/>
+          <w:sz w:val="28"/>
+          <w:szCs w:val="28"/>
+        </w:rPr>
+      </w:pPr>
+      <w:r>
+        <w:rPr>
+          <w:rFonts w:ascii="Times New Roman" w:eastAsia="Times New Roman" w:hAnsi="Times New Roman" w:cs="Times New Roman"/>
+          <w:sz w:val="28"/>
+          <w:szCs w:val="28"/>
         </w:rPr>
         <w:t>5.  Soạn chiến lược đầu tư Metaverse bất động sản ảo.</w:t>
       </w:r>
     </w:p>
     <w:p>
       <w:pPr>
-        <w:spacing/>
-        <w:ind w:left="620" w:hanging="360"/>
-        <w:rPr>
-          <w:rFonts w:ascii="Times New Roman" w:hAnsi="Times New Roman" w:cs="Times New Roman"/>
-          <w:sz w:val="28"/>
-          <w:szCs w:val="28"/>
-        </w:rPr>
-      </w:pPr>
-      <w:r>
-        <w:rPr>
-          <w:rFonts w:ascii="Times New Roman" w:hAnsi="Times New Roman" w:eastAsia="Times New Roman"/>
-          <w:sz w:val="28"/>
-        </w:rPr>
+        <w:spacing w:before="120" w:after="120" w:line="240" w:lineRule="auto"/>
+        <w:ind w:left="620" w:hanging="360"/>
+        <w:jc w:val="both"/>
+        <w:rPr>
+          <w:rFonts w:ascii="Times New Roman" w:hAnsi="Times New Roman" w:cs="Times New Roman"/>
+          <w:sz w:val="28"/>
+          <w:szCs w:val="28"/>
+        </w:rPr>
+      </w:pPr>
+      <w:r>
+        <w:rPr>
+          <w:rFonts w:ascii="Times New Roman" w:eastAsia="Times New Roman" w:hAnsi="Times New Roman" w:cs="Times New Roman"/>
+          <w:sz w:val="28"/>
+          <w:szCs w:val="28"/>
+        </w:rPr>
+        <w:lastRenderedPageBreak/>
         <w:t>6.  Viết hướng dẫn xây dựng mô hình subscription bằng AI trong ngành SP/DV = [___].</w:t>
       </w:r>
     </w:p>
     <w:p>
       <w:pPr>
-        <w:spacing/>
-        <w:ind w:left="620" w:hanging="360"/>
-        <w:rPr>
-          <w:rFonts w:ascii="Times New Roman" w:hAnsi="Times New Roman" w:cs="Times New Roman"/>
-          <w:sz w:val="28"/>
-          <w:szCs w:val="28"/>
-        </w:rPr>
-      </w:pPr>
-      <w:r>
-        <w:rPr>
-          <w:rFonts w:ascii="Times New Roman" w:hAnsi="Times New Roman" w:eastAsia="Times New Roman"/>
-          <w:sz w:val="28"/>
+        <w:spacing w:before="120" w:after="120" w:line="240" w:lineRule="auto"/>
+        <w:ind w:left="620" w:hanging="360"/>
+        <w:jc w:val="both"/>
+        <w:rPr>
+          <w:rFonts w:ascii="Times New Roman" w:hAnsi="Times New Roman" w:cs="Times New Roman"/>
+          <w:sz w:val="28"/>
+          <w:szCs w:val="28"/>
+        </w:rPr>
+      </w:pPr>
+      <w:r>
+        <w:rPr>
+          <w:rFonts w:ascii="Times New Roman" w:eastAsia="Times New Roman" w:hAnsi="Times New Roman" w:cs="Times New Roman"/>
+          <w:sz w:val="28"/>
+          <w:szCs w:val="28"/>
         </w:rPr>
         <w:t>7.  Hãy viết kế hoạch xây dựng công cụ SaaS đơn giản phục vụ khách hàng trong SP/DV = [___].</w:t>
       </w:r>
     </w:p>
     <w:p>
       <w:pPr>
-        <w:spacing/>
-        <w:ind w:left="620" w:hanging="360"/>
-        <w:rPr>
-          <w:rFonts w:ascii="Times New Roman" w:hAnsi="Times New Roman" w:cs="Times New Roman"/>
-          <w:sz w:val="28"/>
-          <w:szCs w:val="28"/>
-        </w:rPr>
-      </w:pPr>
-      <w:r>
-        <w:rPr>
-          <w:rFonts w:ascii="Times New Roman" w:hAnsi="Times New Roman" w:eastAsia="Times New Roman"/>
-          <w:sz w:val="28"/>
+        <w:spacing w:before="120" w:after="120" w:line="240" w:lineRule="auto"/>
+        <w:ind w:left="620" w:hanging="360"/>
+        <w:jc w:val="both"/>
+        <w:rPr>
+          <w:rFonts w:ascii="Times New Roman" w:hAnsi="Times New Roman" w:cs="Times New Roman"/>
+          <w:sz w:val="28"/>
+          <w:szCs w:val="28"/>
+        </w:rPr>
+      </w:pPr>
+      <w:r>
+        <w:rPr>
+          <w:rFonts w:ascii="Times New Roman" w:eastAsia="Times New Roman" w:hAnsi="Times New Roman" w:cs="Times New Roman"/>
+          <w:sz w:val="28"/>
+          <w:szCs w:val="28"/>
         </w:rPr>
         <w:t>8.  Soạn lộ trình xây dựng dự án Web3 tạo thu nhập từ token.</w:t>
       </w:r>
     </w:p>
     <w:p>
       <w:pPr>
-        <w:spacing/>
-        <w:ind w:left="620" w:hanging="360"/>
-        <w:rPr>
-          <w:rFonts w:ascii="Times New Roman" w:hAnsi="Times New Roman" w:cs="Times New Roman"/>
-          <w:sz w:val="28"/>
-          <w:szCs w:val="28"/>
-        </w:rPr>
-      </w:pPr>
-      <w:r>
-        <w:rPr>
-          <w:rFonts w:ascii="Times New Roman" w:hAnsi="Times New Roman" w:eastAsia="Times New Roman"/>
-          <w:sz w:val="28"/>
+        <w:spacing w:before="120" w:after="120" w:line="240" w:lineRule="auto"/>
+        <w:ind w:left="620" w:hanging="360"/>
+        <w:jc w:val="both"/>
+        <w:rPr>
+          <w:rFonts w:ascii="Times New Roman" w:hAnsi="Times New Roman" w:cs="Times New Roman"/>
+          <w:sz w:val="28"/>
+          <w:szCs w:val="28"/>
+        </w:rPr>
+      </w:pPr>
+      <w:r>
+        <w:rPr>
+          <w:rFonts w:ascii="Times New Roman" w:eastAsia="Times New Roman" w:hAnsi="Times New Roman" w:cs="Times New Roman"/>
+          <w:sz w:val="28"/>
+          <w:szCs w:val="28"/>
         </w:rPr>
         <w:t>9.  Viết hướng dẫn kết hợp AR/VR để tạo trải nghiệm độc đáo và thu phí.</w:t>
       </w:r>
     </w:p>
     <w:p>
       <w:pPr>
-        <w:spacing/>
-        <w:ind w:left="620" w:hanging="360"/>
-        <w:rPr>
-          <w:rFonts w:ascii="Times New Roman" w:hAnsi="Times New Roman" w:cs="Times New Roman"/>
-          <w:sz w:val="28"/>
-          <w:szCs w:val="28"/>
-        </w:rPr>
-      </w:pPr>
-      <w:r>
-        <w:rPr>
-          <w:rFonts w:ascii="Times New Roman" w:hAnsi="Times New Roman" w:eastAsia="Times New Roman"/>
-          <w:sz w:val="28"/>
+        <w:spacing w:before="120" w:after="120" w:line="240" w:lineRule="auto"/>
+        <w:ind w:left="620" w:hanging="360"/>
+        <w:jc w:val="both"/>
+        <w:rPr>
+          <w:rFonts w:ascii="Times New Roman" w:hAnsi="Times New Roman" w:cs="Times New Roman"/>
+          <w:sz w:val="28"/>
+          <w:szCs w:val="28"/>
+        </w:rPr>
+      </w:pPr>
+      <w:r>
+        <w:rPr>
+          <w:rFonts w:ascii="Times New Roman" w:eastAsia="Times New Roman" w:hAnsi="Times New Roman" w:cs="Times New Roman"/>
+          <w:sz w:val="28"/>
+          <w:szCs w:val="28"/>
         </w:rPr>
         <w:t>10.Hãy viết kế hoạch ứng dụng blockchain để tạo dòng thu nhập mới cho SP/DV = [___].</w:t>
       </w:r>
     </w:p>
     <w:p>
       <w:pPr>
-        <w:keepNext w:val="0"/>
-        <w:keepLines w:val="0"/>
-        <w:spacing/>
+        <w:spacing w:before="120" w:after="120" w:line="240" w:lineRule="auto"/>
+        <w:jc w:val="both"/>
         <w:rPr>
           <w:rFonts w:ascii="Times New Roman" w:hAnsi="Times New Roman" w:cs="Times New Roman"/>
           <w:b/>
@@ -2089,189 +2307,210 @@
       </w:pPr>
       <w:r>
         <w:rPr>
-          <w:rFonts w:ascii="Times New Roman" w:hAnsi="Times New Roman" w:eastAsia="Times New Roman"/>
+          <w:rFonts w:ascii="Times New Roman" w:eastAsia="Times New Roman" w:hAnsi="Times New Roman" w:cs="Times New Roman"/>
           <w:b/>
           <w:sz w:val="28"/>
+          <w:szCs w:val="28"/>
         </w:rPr>
         <w:t>10. Tư duy làm giàu &amp; tự do tài chính (10 prompt)</w:t>
       </w:r>
     </w:p>
     <w:p>
       <w:pPr>
-        <w:spacing/>
-        <w:ind w:left="620" w:hanging="360"/>
-        <w:rPr>
-          <w:rFonts w:ascii="Times New Roman" w:hAnsi="Times New Roman" w:cs="Times New Roman"/>
-          <w:sz w:val="28"/>
-          <w:szCs w:val="28"/>
-        </w:rPr>
-      </w:pPr>
-      <w:r>
-        <w:rPr>
-          <w:rFonts w:ascii="Times New Roman" w:hAnsi="Times New Roman" w:eastAsia="Times New Roman"/>
-          <w:sz w:val="28"/>
+        <w:spacing w:before="120" w:after="120" w:line="240" w:lineRule="auto"/>
+        <w:ind w:left="620" w:hanging="360"/>
+        <w:jc w:val="both"/>
+        <w:rPr>
+          <w:rFonts w:ascii="Times New Roman" w:hAnsi="Times New Roman" w:cs="Times New Roman"/>
+          <w:sz w:val="28"/>
+          <w:szCs w:val="28"/>
+        </w:rPr>
+      </w:pPr>
+      <w:r>
+        <w:rPr>
+          <w:rFonts w:ascii="Times New Roman" w:eastAsia="Times New Roman" w:hAnsi="Times New Roman" w:cs="Times New Roman"/>
+          <w:sz w:val="28"/>
+          <w:szCs w:val="28"/>
         </w:rPr>
         <w:t>1.  Hãy viết bài blog 800 từ về tư duy “đa nguồn thu nhập” trong thời đại số.</w:t>
       </w:r>
     </w:p>
     <w:p>
       <w:pPr>
-        <w:spacing/>
-        <w:ind w:left="620" w:hanging="360"/>
-        <w:rPr>
-          <w:rFonts w:ascii="Times New Roman" w:hAnsi="Times New Roman" w:cs="Times New Roman"/>
-          <w:sz w:val="28"/>
-          <w:szCs w:val="28"/>
-        </w:rPr>
-      </w:pPr>
-      <w:r>
-        <w:rPr>
-          <w:rFonts w:ascii="Times New Roman" w:hAnsi="Times New Roman" w:eastAsia="Times New Roman"/>
-          <w:sz w:val="28"/>
+        <w:spacing w:before="120" w:after="120" w:line="240" w:lineRule="auto"/>
+        <w:ind w:left="620" w:hanging="360"/>
+        <w:jc w:val="both"/>
+        <w:rPr>
+          <w:rFonts w:ascii="Times New Roman" w:hAnsi="Times New Roman" w:cs="Times New Roman"/>
+          <w:sz w:val="28"/>
+          <w:szCs w:val="28"/>
+        </w:rPr>
+      </w:pPr>
+      <w:r>
+        <w:rPr>
+          <w:rFonts w:ascii="Times New Roman" w:eastAsia="Times New Roman" w:hAnsi="Times New Roman" w:cs="Times New Roman"/>
+          <w:sz w:val="28"/>
+          <w:szCs w:val="28"/>
         </w:rPr>
         <w:t>2.  Soạn 20 câu trích dẫn truyền cảm hứng về tự do tài chính để đăng mạng xã hội.</w:t>
       </w:r>
     </w:p>
     <w:p>
       <w:pPr>
-        <w:spacing/>
-        <w:ind w:left="620" w:hanging="360"/>
-        <w:rPr>
-          <w:rFonts w:ascii="Times New Roman" w:hAnsi="Times New Roman" w:cs="Times New Roman"/>
-          <w:sz w:val="28"/>
-          <w:szCs w:val="28"/>
-        </w:rPr>
-      </w:pPr>
-      <w:r>
-        <w:rPr>
-          <w:rFonts w:ascii="Times New Roman" w:hAnsi="Times New Roman" w:eastAsia="Times New Roman"/>
-          <w:sz w:val="28"/>
+        <w:spacing w:before="120" w:after="120" w:line="240" w:lineRule="auto"/>
+        <w:ind w:left="620" w:hanging="360"/>
+        <w:jc w:val="both"/>
+        <w:rPr>
+          <w:rFonts w:ascii="Times New Roman" w:hAnsi="Times New Roman" w:cs="Times New Roman"/>
+          <w:sz w:val="28"/>
+          <w:szCs w:val="28"/>
+        </w:rPr>
+      </w:pPr>
+      <w:r>
+        <w:rPr>
+          <w:rFonts w:ascii="Times New Roman" w:eastAsia="Times New Roman" w:hAnsi="Times New Roman" w:cs="Times New Roman"/>
+          <w:sz w:val="28"/>
+          <w:szCs w:val="28"/>
         </w:rPr>
         <w:t>3.  Viết kịch bản video 2 phút chia sẻ sự khác biệt giữa “làm việc vì tiền” và “tiền làm việc cho mình”.</w:t>
       </w:r>
     </w:p>
     <w:p>
       <w:pPr>
-        <w:spacing/>
-        <w:ind w:left="620" w:hanging="360"/>
-        <w:rPr>
-          <w:rFonts w:ascii="Times New Roman" w:hAnsi="Times New Roman" w:cs="Times New Roman"/>
-          <w:sz w:val="28"/>
-          <w:szCs w:val="28"/>
-        </w:rPr>
-      </w:pPr>
-      <w:r>
-        <w:rPr>
-          <w:rFonts w:ascii="Times New Roman" w:hAnsi="Times New Roman" w:eastAsia="Times New Roman"/>
-          <w:sz w:val="28"/>
+        <w:spacing w:before="120" w:after="120" w:line="240" w:lineRule="auto"/>
+        <w:ind w:left="620" w:hanging="360"/>
+        <w:jc w:val="both"/>
+        <w:rPr>
+          <w:rFonts w:ascii="Times New Roman" w:hAnsi="Times New Roman" w:cs="Times New Roman"/>
+          <w:sz w:val="28"/>
+          <w:szCs w:val="28"/>
+        </w:rPr>
+      </w:pPr>
+      <w:r>
+        <w:rPr>
+          <w:rFonts w:ascii="Times New Roman" w:eastAsia="Times New Roman" w:hAnsi="Times New Roman" w:cs="Times New Roman"/>
+          <w:sz w:val="28"/>
+          <w:szCs w:val="28"/>
         </w:rPr>
         <w:t>4.  Hãy viết kế hoạch 10 năm để một nhân viên văn phòng đạt tự do tài chính.</w:t>
       </w:r>
     </w:p>
     <w:p>
       <w:pPr>
-        <w:spacing/>
-        <w:ind w:left="620" w:hanging="360"/>
-        <w:rPr>
-          <w:rFonts w:ascii="Times New Roman" w:hAnsi="Times New Roman" w:cs="Times New Roman"/>
-          <w:sz w:val="28"/>
-          <w:szCs w:val="28"/>
-        </w:rPr>
-      </w:pPr>
-      <w:r>
-        <w:rPr>
-          <w:rFonts w:ascii="Times New Roman" w:hAnsi="Times New Roman" w:eastAsia="Times New Roman"/>
-          <w:sz w:val="28"/>
+        <w:spacing w:before="120" w:after="120" w:line="240" w:lineRule="auto"/>
+        <w:ind w:left="620" w:hanging="360"/>
+        <w:jc w:val="both"/>
+        <w:rPr>
+          <w:rFonts w:ascii="Times New Roman" w:hAnsi="Times New Roman" w:cs="Times New Roman"/>
+          <w:sz w:val="28"/>
+          <w:szCs w:val="28"/>
+        </w:rPr>
+      </w:pPr>
+      <w:r>
+        <w:rPr>
+          <w:rFonts w:ascii="Times New Roman" w:eastAsia="Times New Roman" w:hAnsi="Times New Roman" w:cs="Times New Roman"/>
+          <w:sz w:val="28"/>
+          <w:szCs w:val="28"/>
         </w:rPr>
         <w:t>5.  Soạn danh sách 10 sai lầm lớn nhất khiến nhiều người thất bại khi kiếm tiền online.</w:t>
       </w:r>
     </w:p>
     <w:p>
       <w:pPr>
-        <w:spacing/>
-        <w:ind w:left="620" w:hanging="360"/>
-        <w:rPr>
-          <w:rFonts w:ascii="Times New Roman" w:hAnsi="Times New Roman" w:cs="Times New Roman"/>
-          <w:sz w:val="28"/>
-          <w:szCs w:val="28"/>
-        </w:rPr>
-      </w:pPr>
-      <w:r>
-        <w:rPr>
-          <w:rFonts w:ascii="Times New Roman" w:hAnsi="Times New Roman" w:eastAsia="Times New Roman"/>
-          <w:sz w:val="28"/>
+        <w:spacing w:before="120" w:after="120" w:line="240" w:lineRule="auto"/>
+        <w:ind w:left="620" w:hanging="360"/>
+        <w:jc w:val="both"/>
+        <w:rPr>
+          <w:rFonts w:ascii="Times New Roman" w:hAnsi="Times New Roman" w:cs="Times New Roman"/>
+          <w:sz w:val="28"/>
+          <w:szCs w:val="28"/>
+        </w:rPr>
+      </w:pPr>
+      <w:r>
+        <w:rPr>
+          <w:rFonts w:ascii="Times New Roman" w:eastAsia="Times New Roman" w:hAnsi="Times New Roman" w:cs="Times New Roman"/>
+          <w:sz w:val="28"/>
+          <w:szCs w:val="28"/>
         </w:rPr>
         <w:t>6.  Viết bài blog phân tích 5 case study thành công từ thu nhập thụ động.</w:t>
       </w:r>
     </w:p>
     <w:p>
       <w:pPr>
-        <w:spacing/>
-        <w:ind w:left="620" w:hanging="360"/>
-        <w:rPr>
-          <w:rFonts w:ascii="Times New Roman" w:hAnsi="Times New Roman" w:cs="Times New Roman"/>
-          <w:sz w:val="28"/>
-          <w:szCs w:val="28"/>
-        </w:rPr>
-      </w:pPr>
-      <w:r>
-        <w:rPr>
-          <w:rFonts w:ascii="Times New Roman" w:hAnsi="Times New Roman" w:eastAsia="Times New Roman"/>
-          <w:sz w:val="28"/>
+        <w:spacing w:before="120" w:after="120" w:line="240" w:lineRule="auto"/>
+        <w:ind w:left="620" w:hanging="360"/>
+        <w:jc w:val="both"/>
+        <w:rPr>
+          <w:rFonts w:ascii="Times New Roman" w:hAnsi="Times New Roman" w:cs="Times New Roman"/>
+          <w:sz w:val="28"/>
+          <w:szCs w:val="28"/>
+        </w:rPr>
+      </w:pPr>
+      <w:r>
+        <w:rPr>
+          <w:rFonts w:ascii="Times New Roman" w:eastAsia="Times New Roman" w:hAnsi="Times New Roman" w:cs="Times New Roman"/>
+          <w:sz w:val="28"/>
+          <w:szCs w:val="28"/>
         </w:rPr>
         <w:t>7.  Hãy viết kế hoạch tư duy “người giàu” dành cho sinh viên khởi nghiệp.</w:t>
       </w:r>
     </w:p>
     <w:p>
       <w:pPr>
-        <w:spacing/>
-        <w:ind w:left="620" w:hanging="360"/>
-        <w:rPr>
-          <w:rFonts w:ascii="Times New Roman" w:hAnsi="Times New Roman" w:cs="Times New Roman"/>
-          <w:sz w:val="28"/>
-          <w:szCs w:val="28"/>
-        </w:rPr>
-      </w:pPr>
-      <w:r>
-        <w:rPr>
-          <w:rFonts w:ascii="Times New Roman" w:hAnsi="Times New Roman" w:eastAsia="Times New Roman"/>
-          <w:sz w:val="28"/>
+        <w:spacing w:before="120" w:after="120" w:line="240" w:lineRule="auto"/>
+        <w:ind w:left="620" w:hanging="360"/>
+        <w:jc w:val="both"/>
+        <w:rPr>
+          <w:rFonts w:ascii="Times New Roman" w:hAnsi="Times New Roman" w:cs="Times New Roman"/>
+          <w:sz w:val="28"/>
+          <w:szCs w:val="28"/>
+        </w:rPr>
+      </w:pPr>
+      <w:r>
+        <w:rPr>
+          <w:rFonts w:ascii="Times New Roman" w:eastAsia="Times New Roman" w:hAnsi="Times New Roman" w:cs="Times New Roman"/>
+          <w:sz w:val="28"/>
+          <w:szCs w:val="28"/>
         </w:rPr>
         <w:t>8.  Soạn bài phát biểu truyền cảm hứng về con đường làm giàu bền vững.</w:t>
       </w:r>
     </w:p>
     <w:p>
       <w:pPr>
-        <w:spacing/>
-        <w:ind w:left="620" w:hanging="360"/>
-        <w:rPr>
-          <w:rFonts w:ascii="Times New Roman" w:hAnsi="Times New Roman" w:cs="Times New Roman"/>
-          <w:sz w:val="28"/>
-          <w:szCs w:val="28"/>
-        </w:rPr>
-      </w:pPr>
-      <w:r>
-        <w:rPr>
-          <w:rFonts w:ascii="Times New Roman" w:hAnsi="Times New Roman" w:eastAsia="Times New Roman"/>
-          <w:sz w:val="28"/>
+        <w:spacing w:before="120" w:after="120" w:line="240" w:lineRule="auto"/>
+        <w:ind w:left="620" w:hanging="360"/>
+        <w:jc w:val="both"/>
+        <w:rPr>
+          <w:rFonts w:ascii="Times New Roman" w:hAnsi="Times New Roman" w:cs="Times New Roman"/>
+          <w:sz w:val="28"/>
+          <w:szCs w:val="28"/>
+        </w:rPr>
+      </w:pPr>
+      <w:r>
+        <w:rPr>
+          <w:rFonts w:ascii="Times New Roman" w:eastAsia="Times New Roman" w:hAnsi="Times New Roman" w:cs="Times New Roman"/>
+          <w:sz w:val="28"/>
+          <w:szCs w:val="28"/>
         </w:rPr>
         <w:t>9.  Viết kịch bản podcast 15 phút bàn về “tự do tài chính tuổi 40”.</w:t>
       </w:r>
     </w:p>
     <w:p>
       <w:pPr>
-        <w:spacing/>
-        <w:ind w:left="620" w:hanging="360"/>
-        <w:rPr>
-          <w:rFonts w:ascii="Times New Roman" w:hAnsi="Times New Roman" w:cs="Times New Roman"/>
-          <w:sz w:val="28"/>
-          <w:szCs w:val="28"/>
-        </w:rPr>
-      </w:pPr>
-      <w:r>
-        <w:rPr>
-          <w:rFonts w:ascii="Times New Roman" w:hAnsi="Times New Roman" w:eastAsia="Times New Roman"/>
-          <w:sz w:val="28"/>
+        <w:spacing w:before="120" w:after="120" w:line="240" w:lineRule="auto"/>
+        <w:ind w:left="620" w:hanging="360"/>
+        <w:jc w:val="both"/>
+        <w:rPr>
+          <w:rFonts w:ascii="Times New Roman" w:hAnsi="Times New Roman" w:cs="Times New Roman"/>
+          <w:sz w:val="28"/>
+          <w:szCs w:val="28"/>
+        </w:rPr>
+      </w:pPr>
+      <w:r>
+        <w:rPr>
+          <w:rFonts w:ascii="Times New Roman" w:eastAsia="Times New Roman" w:hAnsi="Times New Roman" w:cs="Times New Roman"/>
+          <w:sz w:val="28"/>
+          <w:szCs w:val="28"/>
         </w:rPr>
         <w:t>10.Hãy viết 20 khẳng định tích cực (affirmations) để nuôi dưỡng tư duy giàu có.</w:t>
       </w:r>
@@ -3028,6 +3267,7 @@
   <w:style w:type="character" w:default="1" w:styleId="Phngmcinhcuaoanvn">
     <w:name w:val="Default Paragraph Font"/>
     <w:uiPriority w:val="1"/>
+    <w:semiHidden/>
     <w:unhideWhenUsed/>
   </w:style>
   <w:style w:type="table" w:default="1" w:styleId="BangThngthng">
